--- a/Primer Corte/ENTREGA 3.docx
+++ b/Primer Corte/ENTREGA 3.docx
@@ -170,166 +170,287 @@
     <w:p/>
     <w:p>
       <w:pPr>
+        <w:rPr>
+          <w:b/>
+          <w:bCs/>
+        </w:rPr>
+      </w:pPr>
+    </w:p>
+    <w:p>
+      <w:pPr>
+        <w:rPr>
+          <w:b/>
+          <w:bCs/>
+        </w:rPr>
+      </w:pPr>
+      <w:r>
+        <w:rPr>
+          <w:b/>
+          <w:bCs/>
+        </w:rPr>
+        <w:t>MODELO PROPUESTO</w:t>
+      </w:r>
+    </w:p>
+    <w:p>
+      <w:pPr>
+        <w:rPr>
+          <w:b/>
+          <w:bCs/>
+        </w:rPr>
+      </w:pPr>
+      <w:r>
+        <w:t xml:space="preserve">El modelo propuesto reemplaza el registro manual en facturas, planillas y cuadernos por una aplicación de escritorio moderna desarrollada con </w:t>
+      </w:r>
+      <w:proofErr w:type="spellStart"/>
+      <w:r>
+        <w:rPr>
+          <w:b/>
+          <w:bCs/>
+        </w:rPr>
+        <w:t>Electron</w:t>
+      </w:r>
+      <w:proofErr w:type="spellEnd"/>
+      <w:r>
+        <w:rPr>
+          <w:b/>
+          <w:bCs/>
+        </w:rPr>
+        <w:t xml:space="preserve"> y JavaScript</w:t>
+      </w:r>
+      <w:r>
+        <w:t>, con persistencia local basada en un sistema de archivos estructurados (</w:t>
+      </w:r>
+      <w:proofErr w:type="spellStart"/>
+      <w:r>
+        <w:t>db.json</w:t>
+      </w:r>
+      <w:proofErr w:type="spellEnd"/>
+      <w:r>
+        <w:t>). El flujo del modelo propuesto, representado en los diagramas de flujo de datos y en el diagrama de secuencia incluidos en los puntos 2 y 3 de este documento, se resume en tres procesos principales:</w:t>
+      </w:r>
+    </w:p>
+    <w:p>
+      <w:pPr>
+        <w:ind w:left="708"/>
+      </w:pPr>
+      <w:r>
+        <w:rPr>
+          <w:b/>
+          <w:bCs/>
+        </w:rPr>
+        <w:t>Registrar un vehículo:</w:t>
+      </w:r>
+      <w:r>
+        <w:t xml:space="preserve"> el cajero ingresa al sistema "SYSTEM PARKING LA PRIMERA", registra los datos del vehículo (placa, tipo) y el tipo de servicio solicitado (fracción, día, media mensualidad o mensualidad); el sistema genera automáticamente la marca temporal de entrada y valida los datos de forma local</w:t>
+      </w:r>
+    </w:p>
+    <w:p>
+      <w:pPr>
+        <w:ind w:left="708"/>
+      </w:pPr>
+      <w:r>
+        <w:rPr>
+          <w:b/>
+          <w:bCs/>
+        </w:rPr>
+        <w:t>Cobrar cliente:</w:t>
+      </w:r>
+      <w:r>
+        <w:t xml:space="preserve"> al ingresar la placa del vehículo, el sistema calcula automáticamente el tiempo de estadía (aplicando la regla de negocio de la salva de 6 minutos para tarifas fraccionadas) y el monto a cobrar utilizando las tarifas vigentes, evitando errores de cálculo manual; el cajero procesa el pago y el sistema registra la salida, liberando el espacio y actualizando el estado.</w:t>
+      </w:r>
+    </w:p>
+    <w:p>
+      <w:pPr>
+        <w:ind w:left="708"/>
+      </w:pPr>
+      <w:r>
+        <w:rPr>
+          <w:b/>
+          <w:bCs/>
+        </w:rPr>
+        <w:t>Finalizar el día:</w:t>
+      </w:r>
+      <w:r>
+        <w:t xml:space="preserve"> el sistema consolida automáticamente los registros del día (vehículos atendidos, mensualidades y dinero recaudado) y permite consultar los ingresos totales o vaciar los registros mediante una zona de seguridad con contraseña administrativa para iniciar un nuevo ciclo, tarea que antes tomaba entre 1 y 1.5 horas de transcripción manual.</w:t>
+      </w:r>
+    </w:p>
+    <w:p/>
+    <w:p>
+      <w:r>
+        <w:t xml:space="preserve">A diferencia de la situación actual, en el modelo propuesto toda la información queda centralizada y estructurada localmente: se elimina la duplicidad de registros entre el facturero y la planilla de mensualidades, se reduce el riesgo de escritura ilegible y se automatiza el cálculo de cobros y la generación de reportes diarios. </w:t>
+      </w:r>
+    </w:p>
+    <w:p>
+      <w:r>
+        <w:t>El respaldo funcional de este modelo se ejecuta mediante módulos en JavaScript (database.js) que gestionan escrituras síncronas protegidas y control de excepciones, garantizando la consistencia y confiabilidad de la información almacenada en el equipo de trabajo.</w:t>
+      </w:r>
+    </w:p>
+    <w:p>
+      <w:r>
+        <w:br/>
+      </w:r>
+    </w:p>
+    <w:p/>
+    <w:p/>
+    <w:p>
+      <w:pPr>
+        <w:rPr>
+          <w:b/>
+          <w:bCs/>
+        </w:rPr>
+      </w:pPr>
+      <w:r>
+        <w:rPr>
+          <w:b/>
+          <w:bCs/>
+        </w:rPr>
+        <w:lastRenderedPageBreak/>
+        <w:t>ARQUITECTURA DEL SISTEMA</w:t>
+      </w:r>
+    </w:p>
+    <w:p>
+      <w:pPr>
+        <w:rPr>
+          <w:b/>
+          <w:bCs/>
+        </w:rPr>
+      </w:pPr>
+      <w:r>
+        <w:t xml:space="preserve">El sistema se plantea bajo una arquitectura de escritorio local basada en </w:t>
+      </w:r>
+      <w:proofErr w:type="spellStart"/>
+      <w:r>
+        <w:rPr>
+          <w:b/>
+          <w:bCs/>
+        </w:rPr>
+        <w:t>Electron</w:t>
+      </w:r>
+      <w:proofErr w:type="spellEnd"/>
+      <w:r>
+        <w:rPr>
+          <w:b/>
+          <w:bCs/>
+        </w:rPr>
+        <w:t xml:space="preserve"> (Node.js)</w:t>
+      </w:r>
+      <w:r>
+        <w:t xml:space="preserve">, organizada lógicamente en tres </w:t>
+      </w:r>
+      <w:proofErr w:type="spellStart"/>
+      <w:r>
+        <w:t>capas:</w:t>
+      </w:r>
+      <w:proofErr w:type="spellEnd"/>
+    </w:p>
+    <w:p>
+      <w:pPr>
+        <w:ind w:left="708"/>
+        <w:rPr>
+          <w:b/>
+          <w:bCs/>
+        </w:rPr>
+      </w:pPr>
+      <w:r>
+        <w:rPr>
+          <w:b/>
+          <w:bCs/>
+        </w:rPr>
+        <w:t>Capa de presentación:</w:t>
+      </w:r>
+      <w:r>
+        <w:t xml:space="preserve"> interfaces de usuario desarrolladas con HTML5 y CSS3, ubicadas en la carpeta de vistas, que incluyen los formularios de inicio de sesión, registro de vehículos, cobro, consulta de historial y reportes.</w:t>
+      </w:r>
+    </w:p>
+    <w:p>
+      <w:pPr>
+        <w:ind w:left="708"/>
+      </w:pPr>
+      <w:r>
+        <w:rPr>
+          <w:b/>
+          <w:bCs/>
+        </w:rPr>
+        <w:t>Capa de lógica de negocio:</w:t>
+      </w:r>
+      <w:r>
+        <w:t xml:space="preserve"> implementada en scripts de JavaScript encargados de procesar las reglas del negocio, validaciones de campos obligatorios, cálculo de tiempos de permanencia y tarifas automatizadas.</w:t>
+      </w:r>
+    </w:p>
+    <w:p>
+      <w:pPr>
+        <w:ind w:left="708"/>
+      </w:pPr>
+      <w:r>
+        <w:rPr>
+          <w:b/>
+          <w:bCs/>
+        </w:rPr>
+        <w:t>Capa de datos:</w:t>
+      </w:r>
+      <w:r>
+        <w:t xml:space="preserve"> un sistema de almacenamiento local basado en un archivo estructurado (</w:t>
+      </w:r>
+      <w:proofErr w:type="spellStart"/>
+      <w:r>
+        <w:t>db.json</w:t>
+      </w:r>
+      <w:proofErr w:type="spellEnd"/>
+      <w:r>
+        <w:t>) manipulado a través del módulo de sistema de archivos (</w:t>
+      </w:r>
+      <w:proofErr w:type="spellStart"/>
+      <w:r>
+        <w:t>fs</w:t>
+      </w:r>
+      <w:proofErr w:type="spellEnd"/>
+      <w:r>
+        <w:t>) de Node.js, que almacena de forma</w:t>
+      </w:r>
+      <w:r>
+        <w:t xml:space="preserve"> </w:t>
+      </w:r>
+      <w:r>
+        <w:t>persistente y segura toda la información del parqueadero (clientes, vehículos, tarifas y movimientos) incluso con la aplicación cerrada.</w:t>
+      </w:r>
+    </w:p>
+    <w:p/>
+    <w:p>
+      <w:pPr>
+        <w:rPr>
+          <w:b/>
+          <w:bCs/>
+        </w:rPr>
+      </w:pPr>
+      <w:r>
+        <w:rPr>
+          <w:b/>
+          <w:bCs/>
+        </w:rPr>
+        <w:t xml:space="preserve">DIAGRAMA DE CASOS DE USO GENERAL </w:t>
+      </w:r>
+    </w:p>
+    <w:p>
+      <w:pPr>
+        <w:rPr>
+          <w:b/>
+          <w:bCs/>
+        </w:rPr>
+      </w:pPr>
+    </w:p>
+    <w:p>
+      <w:pPr>
+        <w:keepNext/>
         <w:jc w:val="center"/>
-        <w:rPr>
-          <w:b/>
-          <w:bCs/>
-        </w:rPr>
-      </w:pPr>
-      <w:r>
-        <w:rPr>
-          <w:b/>
-          <w:bCs/>
-        </w:rPr>
-        <w:lastRenderedPageBreak/>
-        <w:t>Entregables de la actividad</w:t>
-      </w:r>
-    </w:p>
-    <w:p>
-      <w:r>
-        <w:t>Cada equipo deberá presentar un Documento de Diseño del Sistema, que incluya:</w:t>
-      </w:r>
-    </w:p>
-    <w:p>
-      <w:pPr>
-        <w:pStyle w:val="Prrafodelista"/>
-        <w:numPr>
-          <w:ilvl w:val="0"/>
-          <w:numId w:val="2"/>
-        </w:numPr>
-      </w:pPr>
-      <w:r>
-        <w:t>Descripción general del sistema (diagrama casos uso general con actores)</w:t>
-      </w:r>
-    </w:p>
-    <w:p>
-      <w:pPr>
-        <w:pStyle w:val="Prrafodelista"/>
-        <w:numPr>
-          <w:ilvl w:val="0"/>
-          <w:numId w:val="2"/>
-        </w:numPr>
-      </w:pPr>
-      <w:r>
-        <w:t>Diagrama de flujo de información en el sistema propuesto</w:t>
-      </w:r>
-    </w:p>
-    <w:p>
-      <w:pPr>
-        <w:pStyle w:val="Prrafodelista"/>
-        <w:numPr>
-          <w:ilvl w:val="0"/>
-          <w:numId w:val="2"/>
-        </w:numPr>
-      </w:pPr>
-      <w:r>
-        <w:t>Diagrama de secuencia</w:t>
-      </w:r>
-    </w:p>
-    <w:p>
-      <w:pPr>
-        <w:pStyle w:val="Prrafodelista"/>
-        <w:numPr>
-          <w:ilvl w:val="0"/>
-          <w:numId w:val="2"/>
-        </w:numPr>
-      </w:pPr>
-      <w:r>
-        <w:t>Explicación del modelo propuesto</w:t>
-      </w:r>
-    </w:p>
-    <w:p>
-      <w:pPr>
-        <w:pStyle w:val="Prrafodelista"/>
-        <w:numPr>
-          <w:ilvl w:val="0"/>
-          <w:numId w:val="2"/>
-        </w:numPr>
-      </w:pPr>
-      <w:r>
-        <w:t>Arquitectura del sistema</w:t>
-      </w:r>
-    </w:p>
-    <w:p>
-      <w:pPr>
-        <w:pStyle w:val="Prrafodelista"/>
-        <w:numPr>
-          <w:ilvl w:val="0"/>
-          <w:numId w:val="2"/>
-        </w:numPr>
-      </w:pPr>
-      <w:r>
-        <w:t>Diagrama de despliegue</w:t>
-      </w:r>
-    </w:p>
-    <w:p>
-      <w:pPr>
-        <w:pStyle w:val="Prrafodelista"/>
-        <w:ind w:left="1065"/>
-      </w:pPr>
-    </w:p>
-    <w:p>
-      <w:pPr>
-        <w:pStyle w:val="Prrafodelista"/>
-        <w:ind w:left="1065"/>
-        <w:jc w:val="center"/>
-        <w:rPr>
-          <w:b/>
-          <w:bCs/>
-        </w:rPr>
-      </w:pPr>
-      <w:r>
-        <w:rPr>
-          <w:b/>
-          <w:bCs/>
-        </w:rPr>
-        <w:t>Solución</w:t>
-      </w:r>
-    </w:p>
-    <w:p>
-      <w:pPr>
-        <w:pStyle w:val="Prrafodelista"/>
-        <w:ind w:left="1065"/>
-        <w:jc w:val="center"/>
-        <w:rPr>
-          <w:b/>
-          <w:bCs/>
-        </w:rPr>
-      </w:pPr>
-    </w:p>
-    <w:p>
-      <w:pPr>
-        <w:pStyle w:val="Prrafodelista"/>
-        <w:numPr>
-          <w:ilvl w:val="0"/>
-          <w:numId w:val="5"/>
-        </w:numPr>
-      </w:pPr>
-      <w:r>
-        <w:t>Descripción general del sistema (diagrama casos uso general con actores)</w:t>
-      </w:r>
-    </w:p>
-    <w:p>
-      <w:pPr>
-        <w:pStyle w:val="Prrafodelista"/>
-      </w:pPr>
-      <w:r>
-        <w:t>RTA</w:t>
-      </w:r>
-    </w:p>
-    <w:p>
-      <w:pPr>
-        <w:pStyle w:val="Prrafodelista"/>
-        <w:keepNext/>
       </w:pPr>
       <w:r>
         <w:rPr>
           <w:noProof/>
         </w:rPr>
         <w:drawing>
-          <wp:inline distT="0" distB="0" distL="0" distR="0" wp14:anchorId="07DA6CB7" wp14:editId="6189683E">
-            <wp:extent cx="3928533" cy="3350421"/>
-            <wp:effectExtent l="0" t="0" r="0" b="2540"/>
+          <wp:inline distT="0" distB="0" distL="0" distR="0" wp14:anchorId="63AE5ECB" wp14:editId="677AB095">
+            <wp:extent cx="3931976" cy="3353358"/>
+            <wp:effectExtent l="0" t="0" r="0" b="0"/>
             <wp:docPr id="9" name="Imagen 9"/>
             <wp:cNvGraphicFramePr>
               <a:graphicFrameLocks xmlns:a="http://schemas.openxmlformats.org/drawingml/2006/main" noChangeAspect="1"/>
@@ -338,13 +459,21 @@
               <a:graphicData uri="http://schemas.openxmlformats.org/drawingml/2006/picture">
                 <pic:pic xmlns:pic="http://schemas.openxmlformats.org/drawingml/2006/picture">
                   <pic:nvPicPr>
-                    <pic:cNvPr id="1" name=""/>
+                    <pic:cNvPr id="9" name="Imagen 9"/>
                     <pic:cNvPicPr/>
                   </pic:nvPicPr>
-                  <pic:blipFill rotWithShape="1">
-                    <a:blip r:embed="rId5"/>
-                    <a:srcRect l="3893" t="7611" r="6559" b="6139"/>
-                    <a:stretch/>
+                  <pic:blipFill>
+                    <a:blip r:embed="rId5">
+                      <a:extLst>
+                        <a:ext uri="{28A0092B-C50C-407E-A947-70E740481C1C}">
+                          <a14:useLocalDpi xmlns:a14="http://schemas.microsoft.com/office/drawing/2010/main" val="0"/>
+                        </a:ext>
+                      </a:extLst>
+                    </a:blip>
+                    <a:srcRect t="9871" b="9871"/>
+                    <a:stretch>
+                      <a:fillRect/>
+                    </a:stretch>
                   </pic:blipFill>
                   <pic:spPr bwMode="auto">
                     <a:xfrm>
@@ -372,122 +501,58 @@
     </w:p>
     <w:p>
       <w:pPr>
-        <w:pStyle w:val="Descripcin"/>
+        <w:pStyle w:val="Prrafodelista"/>
+      </w:pPr>
+    </w:p>
+    <w:p>
+      <w:pPr>
+        <w:pStyle w:val="Prrafodelista"/>
+      </w:pPr>
+    </w:p>
+    <w:p>
+      <w:pPr>
+        <w:pStyle w:val="Prrafodelista"/>
+      </w:pPr>
+    </w:p>
+    <w:p>
+      <w:pPr>
+        <w:pStyle w:val="Prrafodelista"/>
+      </w:pPr>
+    </w:p>
+    <w:p>
+      <w:pPr>
+        <w:pStyle w:val="Prrafodelista"/>
+      </w:pPr>
+    </w:p>
+    <w:p>
+      <w:pPr>
+        <w:pStyle w:val="Prrafodelista"/>
+        <w:rPr>
+          <w:b/>
+          <w:bCs/>
+        </w:rPr>
+      </w:pPr>
+      <w:r>
+        <w:rPr>
+          <w:b/>
+          <w:bCs/>
+        </w:rPr>
+        <w:t xml:space="preserve">DIAGRAMA DE FLUJO DE NIVEL 1 </w:t>
+      </w:r>
+    </w:p>
+    <w:p>
+      <w:pPr>
+        <w:keepNext/>
         <w:jc w:val="center"/>
-        <w:rPr>
-          <w:b/>
-          <w:bCs/>
-          <w:color w:val="auto"/>
-        </w:rPr>
-      </w:pPr>
-      <w:r>
-        <w:rPr>
-          <w:b/>
-          <w:bCs/>
-          <w:color w:val="auto"/>
-        </w:rPr>
-        <w:t xml:space="preserve">Imagen </w:t>
-      </w:r>
-      <w:r>
-        <w:rPr>
-          <w:b/>
-          <w:bCs/>
-          <w:color w:val="auto"/>
-        </w:rPr>
-        <w:fldChar w:fldCharType="begin"/>
-      </w:r>
-      <w:r>
-        <w:rPr>
-          <w:b/>
-          <w:bCs/>
-          <w:color w:val="auto"/>
-        </w:rPr>
-        <w:instrText xml:space="preserve"> SEQ Imagen \* ARABIC </w:instrText>
-      </w:r>
-      <w:r>
-        <w:rPr>
-          <w:b/>
-          <w:bCs/>
-          <w:color w:val="auto"/>
-        </w:rPr>
-        <w:fldChar w:fldCharType="separate"/>
-      </w:r>
-      <w:r>
-        <w:rPr>
-          <w:b/>
-          <w:bCs/>
+      </w:pPr>
+      <w:r>
+        <w:rPr>
           <w:noProof/>
-          <w:color w:val="auto"/>
-        </w:rPr>
-        <w:t>1</w:t>
-      </w:r>
-      <w:r>
-        <w:rPr>
-          <w:b/>
-          <w:bCs/>
-          <w:color w:val="auto"/>
-        </w:rPr>
-        <w:fldChar w:fldCharType="end"/>
-      </w:r>
-      <w:r>
-        <w:rPr>
-          <w:b/>
-          <w:bCs/>
-          <w:color w:val="auto"/>
-        </w:rPr>
-        <w:t xml:space="preserve"> Diagrama de Caso de Uso General</w:t>
-      </w:r>
-    </w:p>
-    <w:p>
-      <w:pPr>
-        <w:pStyle w:val="Prrafodelista"/>
-      </w:pPr>
-    </w:p>
-    <w:p>
-      <w:pPr>
-        <w:pStyle w:val="Prrafodelista"/>
-      </w:pPr>
-    </w:p>
-    <w:p>
-      <w:pPr>
-        <w:pStyle w:val="Prrafodelista"/>
-        <w:numPr>
-          <w:ilvl w:val="0"/>
-          <w:numId w:val="5"/>
-        </w:numPr>
-      </w:pPr>
-      <w:r>
-        <w:t>Diagrama de flujo de información en el sistema propuesto</w:t>
-      </w:r>
-    </w:p>
-    <w:p>
-      <w:pPr>
-        <w:pStyle w:val="Prrafodelista"/>
-      </w:pPr>
-      <w:r>
-        <w:t>RTA</w:t>
-      </w:r>
-    </w:p>
-    <w:p>
-      <w:pPr>
-        <w:pStyle w:val="Prrafodelista"/>
-      </w:pPr>
-    </w:p>
-    <w:p>
-      <w:pPr>
-        <w:pStyle w:val="Prrafodelista"/>
-        <w:keepNext/>
-        <w:ind w:left="1065"/>
-      </w:pPr>
-      <w:r>
-        <w:rPr>
-          <w:noProof/>
-        </w:rPr>
-        <w:lastRenderedPageBreak/>
+        </w:rPr>
         <w:drawing>
-          <wp:inline distT="0" distB="0" distL="0" distR="0" wp14:anchorId="7C80884B" wp14:editId="6DF01FAF">
-            <wp:extent cx="3902710" cy="4098399"/>
-            <wp:effectExtent l="0" t="0" r="2540" b="0"/>
+          <wp:inline distT="0" distB="0" distL="0" distR="0" wp14:anchorId="7C80884B" wp14:editId="3733BB1B">
+            <wp:extent cx="3902607" cy="3221990"/>
+            <wp:effectExtent l="0" t="0" r="3175" b="0"/>
             <wp:docPr id="1" name="Imagen 1"/>
             <wp:cNvGraphicFramePr>
               <a:graphicFrameLocks xmlns:a="http://schemas.openxmlformats.org/drawingml/2006/main" noChangeAspect="1"/>
@@ -501,8 +566,287 @@
                       <a:picLocks noChangeAspect="1" noChangeArrowheads="1"/>
                     </pic:cNvPicPr>
                   </pic:nvPicPr>
+                  <pic:blipFill rotWithShape="1">
+                    <a:blip r:embed="rId6">
+                      <a:extLst>
+                        <a:ext uri="{28A0092B-C50C-407E-A947-70E740481C1C}">
+                          <a14:useLocalDpi xmlns:a14="http://schemas.microsoft.com/office/drawing/2010/main" val="0"/>
+                        </a:ext>
+                      </a:extLst>
+                    </a:blip>
+                    <a:srcRect t="21382"/>
+                    <a:stretch/>
+                  </pic:blipFill>
+                  <pic:spPr bwMode="auto">
+                    <a:xfrm>
+                      <a:off x="0" y="0"/>
+                      <a:ext cx="3904176" cy="3223286"/>
+                    </a:xfrm>
+                    <a:prstGeom prst="rect">
+                      <a:avLst/>
+                    </a:prstGeom>
+                    <a:noFill/>
+                    <a:ln>
+                      <a:noFill/>
+                    </a:ln>
+                    <a:extLst>
+                      <a:ext uri="{53640926-AAD7-44D8-BBD7-CCE9431645EC}">
+                        <a14:shadowObscured xmlns:a14="http://schemas.microsoft.com/office/drawing/2010/main"/>
+                      </a:ext>
+                    </a:extLst>
+                  </pic:spPr>
+                </pic:pic>
+              </a:graphicData>
+            </a:graphic>
+          </wp:inline>
+        </w:drawing>
+      </w:r>
+    </w:p>
+    <w:p>
+      <w:pPr>
+        <w:keepNext/>
+        <w:jc w:val="center"/>
+      </w:pPr>
+    </w:p>
+    <w:p>
+      <w:pPr>
+        <w:rPr>
+          <w:b/>
+          <w:bCs/>
+        </w:rPr>
+      </w:pPr>
+      <w:r>
+        <w:rPr>
+          <w:b/>
+          <w:bCs/>
+        </w:rPr>
+        <w:t>DIAGRAMA DE FLUJO DE NIVEL 0</w:t>
+      </w:r>
+    </w:p>
+    <w:p>
+      <w:pPr>
+        <w:jc w:val="center"/>
+        <w:rPr>
+          <w:b/>
+          <w:bCs/>
+        </w:rPr>
+      </w:pPr>
+      <w:r>
+        <w:rPr>
+          <w:noProof/>
+        </w:rPr>
+        <w:drawing>
+          <wp:inline distT="0" distB="0" distL="0" distR="0" wp14:anchorId="4B83C3B4" wp14:editId="18F7AF07">
+            <wp:extent cx="4462780" cy="2257425"/>
+            <wp:effectExtent l="0" t="0" r="0" b="9525"/>
+            <wp:docPr id="2" name="Imagen 2"/>
+            <wp:cNvGraphicFramePr>
+              <a:graphicFrameLocks xmlns:a="http://schemas.openxmlformats.org/drawingml/2006/main" noChangeAspect="1"/>
+            </wp:cNvGraphicFramePr>
+            <a:graphic xmlns:a="http://schemas.openxmlformats.org/drawingml/2006/main">
+              <a:graphicData uri="http://schemas.openxmlformats.org/drawingml/2006/picture">
+                <pic:pic xmlns:pic="http://schemas.openxmlformats.org/drawingml/2006/picture">
+                  <pic:nvPicPr>
+                    <pic:cNvPr id="0" name="Picture 3"/>
+                    <pic:cNvPicPr>
+                      <a:picLocks noChangeAspect="1" noChangeArrowheads="1"/>
+                    </pic:cNvPicPr>
+                  </pic:nvPicPr>
+                  <pic:blipFill rotWithShape="1">
+                    <a:blip r:embed="rId7">
+                      <a:extLst>
+                        <a:ext uri="{28A0092B-C50C-407E-A947-70E740481C1C}">
+                          <a14:useLocalDpi xmlns:a14="http://schemas.microsoft.com/office/drawing/2010/main" val="0"/>
+                        </a:ext>
+                      </a:extLst>
+                    </a:blip>
+                    <a:srcRect t="29464"/>
+                    <a:stretch/>
+                  </pic:blipFill>
+                  <pic:spPr bwMode="auto">
+                    <a:xfrm>
+                      <a:off x="0" y="0"/>
+                      <a:ext cx="4462780" cy="2257425"/>
+                    </a:xfrm>
+                    <a:prstGeom prst="rect">
+                      <a:avLst/>
+                    </a:prstGeom>
+                    <a:noFill/>
+                    <a:ln>
+                      <a:noFill/>
+                    </a:ln>
+                    <a:extLst>
+                      <a:ext uri="{53640926-AAD7-44D8-BBD7-CCE9431645EC}">
+                        <a14:shadowObscured xmlns:a14="http://schemas.microsoft.com/office/drawing/2010/main"/>
+                      </a:ext>
+                    </a:extLst>
+                  </pic:spPr>
+                </pic:pic>
+              </a:graphicData>
+            </a:graphic>
+          </wp:inline>
+        </w:drawing>
+      </w:r>
+    </w:p>
+    <w:p>
+      <w:pPr>
+        <w:rPr>
+          <w:b/>
+          <w:bCs/>
+        </w:rPr>
+      </w:pPr>
+    </w:p>
+    <w:p>
+      <w:pPr>
+        <w:rPr>
+          <w:b/>
+          <w:bCs/>
+        </w:rPr>
+      </w:pPr>
+    </w:p>
+    <w:p>
+      <w:pPr>
+        <w:rPr>
+          <w:b/>
+          <w:bCs/>
+        </w:rPr>
+      </w:pPr>
+    </w:p>
+    <w:p>
+      <w:pPr>
+        <w:rPr>
+          <w:b/>
+          <w:bCs/>
+        </w:rPr>
+      </w:pPr>
+    </w:p>
+    <w:p>
+      <w:pPr>
+        <w:ind w:left="360"/>
+        <w:rPr>
+          <w:b/>
+          <w:bCs/>
+        </w:rPr>
+      </w:pPr>
+      <w:r>
+        <w:rPr>
+          <w:b/>
+          <w:bCs/>
+        </w:rPr>
+        <w:lastRenderedPageBreak/>
+        <w:t>DIAGRAMA DE SECUENCIA</w:t>
+      </w:r>
+    </w:p>
+    <w:p>
+      <w:pPr>
+        <w:ind w:left="360"/>
+        <w:rPr>
+          <w:b/>
+          <w:bCs/>
+        </w:rPr>
+      </w:pPr>
+    </w:p>
+    <w:p>
+      <w:pPr>
+        <w:ind w:left="360"/>
+      </w:pPr>
+      <w:r>
+        <w:rPr>
+          <w:noProof/>
+        </w:rPr>
+        <w:drawing>
+          <wp:inline distT="0" distB="0" distL="0" distR="0" wp14:anchorId="3CD9E88E" wp14:editId="613122D9">
+            <wp:extent cx="5102225" cy="7049241"/>
+            <wp:effectExtent l="0" t="0" r="3175" b="0"/>
+            <wp:docPr id="3" name="Imagen 3"/>
+            <wp:cNvGraphicFramePr>
+              <a:graphicFrameLocks xmlns:a="http://schemas.openxmlformats.org/drawingml/2006/main" noChangeAspect="1"/>
+            </wp:cNvGraphicFramePr>
+            <a:graphic xmlns:a="http://schemas.openxmlformats.org/drawingml/2006/main">
+              <a:graphicData uri="http://schemas.openxmlformats.org/drawingml/2006/picture">
+                <pic:pic xmlns:pic="http://schemas.openxmlformats.org/drawingml/2006/picture">
+                  <pic:nvPicPr>
+                    <pic:cNvPr id="3" name="Imagen 3"/>
+                    <pic:cNvPicPr>
+                      <a:picLocks noChangeAspect="1" noChangeArrowheads="1"/>
+                    </pic:cNvPicPr>
+                  </pic:nvPicPr>
                   <pic:blipFill>
-                    <a:blip r:embed="rId6">
+                    <a:blip r:embed="rId8">
+                      <a:extLst>
+                        <a:ext uri="{28A0092B-C50C-407E-A947-70E740481C1C}">
+                          <a14:useLocalDpi xmlns:a14="http://schemas.microsoft.com/office/drawing/2010/main" val="0"/>
+                        </a:ext>
+                      </a:extLst>
+                    </a:blip>
+                    <a:stretch>
+                      <a:fillRect/>
+                    </a:stretch>
+                  </pic:blipFill>
+                  <pic:spPr bwMode="auto">
+                    <a:xfrm>
+                      <a:off x="0" y="0"/>
+                      <a:ext cx="5110685" cy="7060929"/>
+                    </a:xfrm>
+                    <a:prstGeom prst="rect">
+                      <a:avLst/>
+                    </a:prstGeom>
+                    <a:noFill/>
+                  </pic:spPr>
+                </pic:pic>
+              </a:graphicData>
+            </a:graphic>
+          </wp:inline>
+        </w:drawing>
+      </w:r>
+    </w:p>
+    <w:p>
+      <w:pPr>
+        <w:keepNext/>
+        <w:ind w:left="360"/>
+        <w:rPr>
+          <w:b/>
+          <w:bCs/>
+        </w:rPr>
+      </w:pPr>
+      <w:r>
+        <w:rPr>
+          <w:b/>
+          <w:bCs/>
+        </w:rPr>
+        <w:lastRenderedPageBreak/>
+        <w:t>DIAGRAMA ARQUITECTURA POR CAPAS</w:t>
+      </w:r>
+    </w:p>
+    <w:p>
+      <w:pPr>
+        <w:pStyle w:val="NormalWeb"/>
+        <w:ind w:left="1080"/>
+        <w:jc w:val="center"/>
+      </w:pPr>
+      <w:r>
+        <w:rPr>
+          <w:noProof/>
+        </w:rPr>
+        <w:drawing>
+          <wp:inline distT="0" distB="0" distL="0" distR="0" wp14:anchorId="228E0DC4" wp14:editId="0887E3B7">
+            <wp:extent cx="4394517" cy="3265805"/>
+            <wp:effectExtent l="0" t="0" r="6350" b="0"/>
+            <wp:docPr id="5" name="Imagen 5"/>
+            <wp:cNvGraphicFramePr>
+              <a:graphicFrameLocks xmlns:a="http://schemas.openxmlformats.org/drawingml/2006/main" noChangeAspect="1"/>
+            </wp:cNvGraphicFramePr>
+            <a:graphic xmlns:a="http://schemas.openxmlformats.org/drawingml/2006/main">
+              <a:graphicData uri="http://schemas.openxmlformats.org/drawingml/2006/picture">
+                <pic:pic xmlns:pic="http://schemas.openxmlformats.org/drawingml/2006/picture">
+                  <pic:nvPicPr>
+                    <pic:cNvPr id="0" name="Picture 1"/>
+                    <pic:cNvPicPr>
+                      <a:picLocks noChangeAspect="1" noChangeArrowheads="1"/>
+                    </pic:cNvPicPr>
+                  </pic:nvPicPr>
+                  <pic:blipFill>
+                    <a:blip r:embed="rId9" cstate="print">
                       <a:extLst>
                         <a:ext uri="{28A0092B-C50C-407E-A947-70E740481C1C}">
                           <a14:useLocalDpi xmlns:a14="http://schemas.microsoft.com/office/drawing/2010/main" val="0"/>
@@ -517,872 +861,7 @@
                   <pic:spPr bwMode="auto">
                     <a:xfrm>
                       <a:off x="0" y="0"/>
-                      <a:ext cx="3904176" cy="4099938"/>
-                    </a:xfrm>
-                    <a:prstGeom prst="rect">
-                      <a:avLst/>
-                    </a:prstGeom>
-                    <a:noFill/>
-                  </pic:spPr>
-                </pic:pic>
-              </a:graphicData>
-            </a:graphic>
-          </wp:inline>
-        </w:drawing>
-      </w:r>
-    </w:p>
-    <w:p>
-      <w:pPr>
-        <w:pStyle w:val="Descripcin"/>
-        <w:jc w:val="center"/>
-        <w:rPr>
-          <w:color w:val="auto"/>
-        </w:rPr>
-      </w:pPr>
-      <w:r>
-        <w:rPr>
-          <w:color w:val="auto"/>
-        </w:rPr>
-        <w:t xml:space="preserve">Imagen </w:t>
-      </w:r>
-      <w:r>
-        <w:rPr>
-          <w:color w:val="auto"/>
-        </w:rPr>
-        <w:fldChar w:fldCharType="begin"/>
-      </w:r>
-      <w:r>
-        <w:rPr>
-          <w:color w:val="auto"/>
-        </w:rPr>
-        <w:instrText xml:space="preserve"> SEQ Imagen \* ARABIC </w:instrText>
-      </w:r>
-      <w:r>
-        <w:rPr>
-          <w:color w:val="auto"/>
-        </w:rPr>
-        <w:fldChar w:fldCharType="separate"/>
-      </w:r>
-      <w:r>
-        <w:rPr>
-          <w:noProof/>
-          <w:color w:val="auto"/>
-        </w:rPr>
-        <w:t>2</w:t>
-      </w:r>
-      <w:r>
-        <w:rPr>
-          <w:color w:val="auto"/>
-        </w:rPr>
-        <w:fldChar w:fldCharType="end"/>
-      </w:r>
-      <w:r>
-        <w:rPr>
-          <w:color w:val="auto"/>
-        </w:rPr>
-        <w:t xml:space="preserve"> DFD nivel 1 de la situación propuesta</w:t>
-      </w:r>
-    </w:p>
-    <w:p/>
-    <w:p>
-      <w:pPr>
-        <w:keepNext/>
-      </w:pPr>
-      <w:r>
-        <w:rPr>
-          <w:noProof/>
-        </w:rPr>
-        <w:drawing>
-          <wp:inline distT="0" distB="0" distL="0" distR="0" wp14:anchorId="058D753B" wp14:editId="133995B6">
-            <wp:extent cx="4462780" cy="3200400"/>
-            <wp:effectExtent l="0" t="0" r="0" b="0"/>
-            <wp:docPr id="2" name="Imagen 2"/>
-            <wp:cNvGraphicFramePr>
-              <a:graphicFrameLocks xmlns:a="http://schemas.openxmlformats.org/drawingml/2006/main" noChangeAspect="1"/>
-            </wp:cNvGraphicFramePr>
-            <a:graphic xmlns:a="http://schemas.openxmlformats.org/drawingml/2006/main">
-              <a:graphicData uri="http://schemas.openxmlformats.org/drawingml/2006/picture">
-                <pic:pic xmlns:pic="http://schemas.openxmlformats.org/drawingml/2006/picture">
-                  <pic:nvPicPr>
-                    <pic:cNvPr id="0" name="Picture 3"/>
-                    <pic:cNvPicPr>
-                      <a:picLocks noChangeAspect="1" noChangeArrowheads="1"/>
-                    </pic:cNvPicPr>
-                  </pic:nvPicPr>
-                  <pic:blipFill>
-                    <a:blip r:embed="rId7">
-                      <a:extLst>
-                        <a:ext uri="{28A0092B-C50C-407E-A947-70E740481C1C}">
-                          <a14:useLocalDpi xmlns:a14="http://schemas.microsoft.com/office/drawing/2010/main" val="0"/>
-                        </a:ext>
-                      </a:extLst>
-                    </a:blip>
-                    <a:srcRect/>
-                    <a:stretch>
-                      <a:fillRect/>
-                    </a:stretch>
-                  </pic:blipFill>
-                  <pic:spPr bwMode="auto">
-                    <a:xfrm>
-                      <a:off x="0" y="0"/>
-                      <a:ext cx="4462780" cy="3200400"/>
-                    </a:xfrm>
-                    <a:prstGeom prst="rect">
-                      <a:avLst/>
-                    </a:prstGeom>
-                    <a:noFill/>
-                  </pic:spPr>
-                </pic:pic>
-              </a:graphicData>
-            </a:graphic>
-          </wp:inline>
-        </w:drawing>
-      </w:r>
-    </w:p>
-    <w:p>
-      <w:pPr>
-        <w:pStyle w:val="Descripcin"/>
-        <w:jc w:val="center"/>
-        <w:rPr>
-          <w:color w:val="auto"/>
-        </w:rPr>
-      </w:pPr>
-      <w:r>
-        <w:rPr>
-          <w:color w:val="auto"/>
-        </w:rPr>
-        <w:t xml:space="preserve">Imagen </w:t>
-      </w:r>
-      <w:r>
-        <w:rPr>
-          <w:color w:val="auto"/>
-        </w:rPr>
-        <w:fldChar w:fldCharType="begin"/>
-      </w:r>
-      <w:r>
-        <w:rPr>
-          <w:color w:val="auto"/>
-        </w:rPr>
-        <w:instrText xml:space="preserve"> SEQ Imagen \* ARABIC </w:instrText>
-      </w:r>
-      <w:r>
-        <w:rPr>
-          <w:color w:val="auto"/>
-        </w:rPr>
-        <w:fldChar w:fldCharType="separate"/>
-      </w:r>
-      <w:r>
-        <w:rPr>
-          <w:noProof/>
-          <w:color w:val="auto"/>
-        </w:rPr>
-        <w:t>3</w:t>
-      </w:r>
-      <w:r>
-        <w:rPr>
-          <w:color w:val="auto"/>
-        </w:rPr>
-        <w:fldChar w:fldCharType="end"/>
-      </w:r>
-      <w:r>
-        <w:rPr>
-          <w:color w:val="auto"/>
-        </w:rPr>
-        <w:t xml:space="preserve"> DFD nivel 0 de la situación propuesta</w:t>
-      </w:r>
-    </w:p>
-    <w:p>
-      <w:pPr>
-        <w:pStyle w:val="Prrafodelista"/>
-        <w:numPr>
-          <w:ilvl w:val="0"/>
-          <w:numId w:val="5"/>
-        </w:numPr>
-      </w:pPr>
-      <w:r>
-        <w:lastRenderedPageBreak/>
-        <w:t>Diagrama de secuencia</w:t>
-      </w:r>
-    </w:p>
-    <w:p>
-      <w:pPr>
-        <w:pStyle w:val="Prrafodelista"/>
-      </w:pPr>
-      <w:r>
-        <w:t>RTA</w:t>
-      </w:r>
-    </w:p>
-    <w:p>
-      <w:pPr>
-        <w:pStyle w:val="Prrafodelista"/>
-        <w:keepNext/>
-      </w:pPr>
-      <w:r>
-        <w:rPr>
-          <w:noProof/>
-        </w:rPr>
-        <w:drawing>
-          <wp:inline distT="0" distB="0" distL="0" distR="0" wp14:anchorId="3CD9E88E" wp14:editId="45EBDB5B">
-            <wp:extent cx="3670971" cy="5069205"/>
-            <wp:effectExtent l="0" t="0" r="5715" b="0"/>
-            <wp:docPr id="3" name="Imagen 3"/>
-            <wp:cNvGraphicFramePr>
-              <a:graphicFrameLocks xmlns:a="http://schemas.openxmlformats.org/drawingml/2006/main" noChangeAspect="1"/>
-            </wp:cNvGraphicFramePr>
-            <a:graphic xmlns:a="http://schemas.openxmlformats.org/drawingml/2006/main">
-              <a:graphicData uri="http://schemas.openxmlformats.org/drawingml/2006/picture">
-                <pic:pic xmlns:pic="http://schemas.openxmlformats.org/drawingml/2006/picture">
-                  <pic:nvPicPr>
-                    <pic:cNvPr id="0" name="Picture 4"/>
-                    <pic:cNvPicPr>
-                      <a:picLocks noChangeAspect="1" noChangeArrowheads="1"/>
-                    </pic:cNvPicPr>
-                  </pic:nvPicPr>
-                  <pic:blipFill>
-                    <a:blip r:embed="rId8">
-                      <a:extLst>
-                        <a:ext uri="{28A0092B-C50C-407E-A947-70E740481C1C}">
-                          <a14:useLocalDpi xmlns:a14="http://schemas.microsoft.com/office/drawing/2010/main" val="0"/>
-                        </a:ext>
-                      </a:extLst>
-                    </a:blip>
-                    <a:srcRect/>
-                    <a:stretch>
-                      <a:fillRect/>
-                    </a:stretch>
-                  </pic:blipFill>
-                  <pic:spPr bwMode="auto">
-                    <a:xfrm>
-                      <a:off x="0" y="0"/>
-                      <a:ext cx="3672399" cy="5071177"/>
-                    </a:xfrm>
-                    <a:prstGeom prst="rect">
-                      <a:avLst/>
-                    </a:prstGeom>
-                    <a:noFill/>
-                  </pic:spPr>
-                </pic:pic>
-              </a:graphicData>
-            </a:graphic>
-          </wp:inline>
-        </w:drawing>
-      </w:r>
-    </w:p>
-    <w:p>
-      <w:pPr>
-        <w:pStyle w:val="Descripcin"/>
-        <w:jc w:val="center"/>
-        <w:rPr>
-          <w:color w:val="auto"/>
-        </w:rPr>
-      </w:pPr>
-      <w:r>
-        <w:rPr>
-          <w:color w:val="auto"/>
-        </w:rPr>
-        <w:t xml:space="preserve">Imagen </w:t>
-      </w:r>
-      <w:r>
-        <w:rPr>
-          <w:color w:val="auto"/>
-        </w:rPr>
-        <w:fldChar w:fldCharType="begin"/>
-      </w:r>
-      <w:r>
-        <w:rPr>
-          <w:color w:val="auto"/>
-        </w:rPr>
-        <w:instrText xml:space="preserve"> SEQ Imagen \* ARABIC </w:instrText>
-      </w:r>
-      <w:r>
-        <w:rPr>
-          <w:color w:val="auto"/>
-        </w:rPr>
-        <w:fldChar w:fldCharType="separate"/>
-      </w:r>
-      <w:r>
-        <w:rPr>
-          <w:noProof/>
-          <w:color w:val="auto"/>
-        </w:rPr>
-        <w:t>4</w:t>
-      </w:r>
-      <w:r>
-        <w:rPr>
-          <w:color w:val="auto"/>
-        </w:rPr>
-        <w:fldChar w:fldCharType="end"/>
-      </w:r>
-      <w:r>
-        <w:rPr>
-          <w:color w:val="auto"/>
-        </w:rPr>
-        <w:t xml:space="preserve"> Diagrama de secuencia</w:t>
-      </w:r>
-    </w:p>
-    <w:p>
-      <w:pPr>
-        <w:pStyle w:val="Prrafodelista"/>
-        <w:numPr>
-          <w:ilvl w:val="0"/>
-          <w:numId w:val="5"/>
-        </w:numPr>
-      </w:pPr>
-      <w:r>
-        <w:t>Explicación del modelo propuesto</w:t>
-      </w:r>
-    </w:p>
-    <w:p>
-      <w:pPr>
-        <w:pStyle w:val="Prrafodelista"/>
-      </w:pPr>
-      <w:r>
-        <w:t>RTA</w:t>
-      </w:r>
-      <w:r>
-        <w:t xml:space="preserve"> El modelo propuesto reemplaza el registro manual en facturas, planillas y cuadernos por una aplicación de escritorio conectada a una base de datos relacional (PostgreSQL 16), bajo una arquitectura cliente-servidor. El flujo del modelo propuesto, representado en los diagramas de flujo de datos (DFD nivel 0 y nivel 1) y en el diagrama de secuencia incluidos en los puntos 2 y 3 de este documento, se resume en tres procesos principales:</w:t>
-      </w:r>
-    </w:p>
-    <w:p>
-      <w:pPr>
-        <w:pStyle w:val="Prrafodelista"/>
-      </w:pPr>
-    </w:p>
-    <w:p>
-      <w:pPr>
-        <w:pStyle w:val="Prrafodelista"/>
-        <w:numPr>
-          <w:ilvl w:val="0"/>
-          <w:numId w:val="9"/>
-        </w:numPr>
-      </w:pPr>
-      <w:r>
-        <w:t xml:space="preserve">Registrar un vehículo: el cajero ingresa al sistema "SYSTEM PARKING LA PRIMERA", registra los datos del vehículo (placa, tipo) y el tipo de servicio solicitado (fracción, día, media mensualidad o </w:t>
-      </w:r>
-      <w:r>
-        <w:lastRenderedPageBreak/>
-        <w:t>mensualidad); el sistema genera automáticamente la marca temporal de entrada y un ticket para el cliente.</w:t>
-      </w:r>
-    </w:p>
-    <w:p>
-      <w:pPr>
-        <w:pStyle w:val="Prrafodelista"/>
-        <w:numPr>
-          <w:ilvl w:val="0"/>
-          <w:numId w:val="9"/>
-        </w:numPr>
-      </w:pPr>
-      <w:r>
-        <w:t>Cobrar cliente: al presentar el cliente su ticket o placa, el sistema calcula automáticamente el tiempo de estadía y el monto a cobrar aplicando la tarifa vigente, evitando los errores de cálculo manual; el cajero recibe el pago y el sistema libera el espacio y genera la factura de salida.</w:t>
-      </w:r>
-    </w:p>
-    <w:p>
-      <w:pPr>
-        <w:pStyle w:val="Prrafodelista"/>
-        <w:ind w:left="1440"/>
-      </w:pPr>
-    </w:p>
-    <w:p>
-      <w:pPr>
-        <w:pStyle w:val="Prrafodelista"/>
-        <w:numPr>
-          <w:ilvl w:val="0"/>
-          <w:numId w:val="9"/>
-        </w:numPr>
-      </w:pPr>
-      <w:r>
-        <w:t>Finalizar el día: el sistema consolida automáticamente los registros del día (vehículos atendidos, mensualidades y dinero recaudado) y genera el informe de cierre de caja, tarea que antes tomaba entre 1 y 1.5 horas de transcripción manual.</w:t>
-      </w:r>
-    </w:p>
-    <w:p>
-      <w:pPr>
-        <w:pStyle w:val="Prrafodelista"/>
-      </w:pPr>
-    </w:p>
-    <w:p>
-      <w:pPr>
-        <w:pStyle w:val="Prrafodelista"/>
-        <w:ind w:left="1440"/>
-      </w:pPr>
-    </w:p>
-    <w:p>
-      <w:pPr>
-        <w:pStyle w:val="Prrafodelista"/>
-      </w:pPr>
-      <w:r>
-        <w:t xml:space="preserve">A diferencia de la situación actual, en el modelo propuesto toda la información queda centralizada en una sola base de datos: se elimina la duplicidad de registros entre el </w:t>
-      </w:r>
-      <w:proofErr w:type="spellStart"/>
-      <w:r>
-        <w:t>facturero</w:t>
-      </w:r>
-      <w:proofErr w:type="spellEnd"/>
-      <w:r>
-        <w:t xml:space="preserve"> y la planilla de mensualidades, se reduce el riesgo de escritura ilegible y se automatiza el cálculo de cobros y la generación de reportes diarios y mensuales. El respaldo funcional de este modelo (funciones </w:t>
-      </w:r>
-      <w:proofErr w:type="spellStart"/>
-      <w:r>
-        <w:t>fn_registrar_</w:t>
-      </w:r>
-      <w:proofErr w:type="gramStart"/>
-      <w:r>
-        <w:t>vehiculo</w:t>
-      </w:r>
-      <w:proofErr w:type="spellEnd"/>
-      <w:r>
-        <w:t>(</w:t>
-      </w:r>
-      <w:proofErr w:type="gramEnd"/>
-      <w:r>
-        <w:t xml:space="preserve">), </w:t>
-      </w:r>
-      <w:proofErr w:type="spellStart"/>
-      <w:r>
-        <w:t>fn_obtener_info_cobro</w:t>
-      </w:r>
-      <w:proofErr w:type="spellEnd"/>
-      <w:r>
-        <w:t xml:space="preserve">(), </w:t>
-      </w:r>
-      <w:proofErr w:type="spellStart"/>
-      <w:r>
-        <w:t>fn_cobrar_cliente</w:t>
-      </w:r>
-      <w:proofErr w:type="spellEnd"/>
-      <w:r>
-        <w:t xml:space="preserve">() y </w:t>
-      </w:r>
-      <w:proofErr w:type="spellStart"/>
-      <w:r>
-        <w:t>fn_finalizar_dia</w:t>
-      </w:r>
-      <w:proofErr w:type="spellEnd"/>
-      <w:r>
-        <w:t>()) se ejecuta directamente en el motor de base de datos mediante PL/</w:t>
-      </w:r>
-      <w:proofErr w:type="spellStart"/>
-      <w:r>
-        <w:t>pgSQL</w:t>
-      </w:r>
-      <w:proofErr w:type="spellEnd"/>
-      <w:r>
-        <w:t>, garantizando integridad transaccional (ACID) sobre cada operación.</w:t>
-      </w:r>
-    </w:p>
-    <w:p>
-      <w:pPr>
-        <w:pStyle w:val="Prrafodelista"/>
-      </w:pPr>
-    </w:p>
-    <w:p>
-      <w:pPr>
-        <w:pStyle w:val="Prrafodelista"/>
-        <w:numPr>
-          <w:ilvl w:val="0"/>
-          <w:numId w:val="5"/>
-        </w:numPr>
-      </w:pPr>
-      <w:r>
-        <w:t>Arquitectura del sistema</w:t>
-      </w:r>
-    </w:p>
-    <w:p>
-      <w:pPr>
-        <w:pStyle w:val="Prrafodelista"/>
-      </w:pPr>
-      <w:r>
-        <w:t xml:space="preserve">RTA </w:t>
-      </w:r>
-    </w:p>
-    <w:p>
-      <w:pPr>
-        <w:pStyle w:val="Prrafodelista"/>
-      </w:pPr>
-      <w:r>
-        <w:t>El sistema se plantea bajo una arquitectura cliente-servidor de dos niveles físicos, organizada lógicamente en tres capas:</w:t>
-      </w:r>
-    </w:p>
-    <w:p>
-      <w:pPr>
-        <w:pStyle w:val="Prrafodelista"/>
-      </w:pPr>
-    </w:p>
-    <w:p>
-      <w:pPr>
-        <w:pStyle w:val="Prrafodelista"/>
-        <w:numPr>
-          <w:ilvl w:val="0"/>
-          <w:numId w:val="8"/>
-        </w:numPr>
-      </w:pPr>
-      <w:r>
-        <w:t>Capa de presentación: aplicación de escritorio instalada en los computadores de la taquilla y de administración, con los formularios de inicio de sesión, registro de vehículos, cobro, consulta de historial, gestión de tarifas y reportes.</w:t>
-      </w:r>
-    </w:p>
-    <w:p>
-      <w:pPr>
-        <w:pStyle w:val="Prrafodelista"/>
-        <w:ind w:left="1440"/>
-      </w:pPr>
-    </w:p>
-    <w:p>
-      <w:pPr>
-        <w:pStyle w:val="Prrafodelista"/>
-        <w:numPr>
-          <w:ilvl w:val="0"/>
-          <w:numId w:val="8"/>
-        </w:numPr>
-      </w:pPr>
-      <w:r>
-        <w:t>Capa de lógica de negocio: implementada mediante funciones almacenadas en PL/</w:t>
-      </w:r>
-      <w:proofErr w:type="spellStart"/>
-      <w:r>
-        <w:t>pgSQL</w:t>
-      </w:r>
-      <w:proofErr w:type="spellEnd"/>
-      <w:r>
-        <w:t xml:space="preserve"> que se ejecutan en el servidor de base de datos, encargadas de las validaciones, el cálculo de tarifas y las reglas propias del negocio (evitando duplicar esta lógica en cada cliente).</w:t>
-      </w:r>
-    </w:p>
-    <w:p>
-      <w:pPr>
-        <w:pStyle w:val="Prrafodelista"/>
-      </w:pPr>
-    </w:p>
-    <w:p>
-      <w:pPr>
-        <w:pStyle w:val="Prrafodelista"/>
-        <w:ind w:left="1440"/>
-      </w:pPr>
-    </w:p>
-    <w:p>
-      <w:pPr>
-        <w:pStyle w:val="Prrafodelista"/>
-        <w:numPr>
-          <w:ilvl w:val="0"/>
-          <w:numId w:val="8"/>
-        </w:numPr>
-      </w:pPr>
-      <w:r>
-        <w:t xml:space="preserve">Capa de datos: el Sistema Gestor de Base de Datos PostgreSQL 16, que almacena de forma persistente y con transacciones ACID toda la </w:t>
-      </w:r>
-      <w:r>
-        <w:lastRenderedPageBreak/>
-        <w:t>información del parqueadero (clientes, vehículos, tarifas, registros y pagos).</w:t>
-      </w:r>
-    </w:p>
-    <w:p>
-      <w:pPr>
-        <w:pStyle w:val="Prrafodelista"/>
-        <w:keepNext/>
-        <w:ind w:left="1440"/>
-      </w:pPr>
-      <w:r>
-        <w:rPr>
-          <w:noProof/>
-        </w:rPr>
-        <w:drawing>
-          <wp:inline distT="0" distB="0" distL="0" distR="0" wp14:anchorId="78F066C2" wp14:editId="06C20BBF">
-            <wp:extent cx="4182110" cy="4080738"/>
-            <wp:effectExtent l="0" t="0" r="8890" b="0"/>
-            <wp:docPr id="5" name="Imagen 5"/>
-            <wp:cNvGraphicFramePr>
-              <a:graphicFrameLocks xmlns:a="http://schemas.openxmlformats.org/drawingml/2006/main" noChangeAspect="1"/>
-            </wp:cNvGraphicFramePr>
-            <a:graphic xmlns:a="http://schemas.openxmlformats.org/drawingml/2006/main">
-              <a:graphicData uri="http://schemas.openxmlformats.org/drawingml/2006/picture">
-                <pic:pic xmlns:pic="http://schemas.openxmlformats.org/drawingml/2006/picture">
-                  <pic:nvPicPr>
-                    <pic:cNvPr id="0" name="Picture 5"/>
-                    <pic:cNvPicPr>
-                      <a:picLocks noChangeAspect="1" noChangeArrowheads="1"/>
-                    </pic:cNvPicPr>
-                  </pic:nvPicPr>
-                  <pic:blipFill>
-                    <a:blip r:embed="rId9">
-                      <a:extLst>
-                        <a:ext uri="{28A0092B-C50C-407E-A947-70E740481C1C}">
-                          <a14:useLocalDpi xmlns:a14="http://schemas.microsoft.com/office/drawing/2010/main" val="0"/>
-                        </a:ext>
-                      </a:extLst>
-                    </a:blip>
-                    <a:srcRect/>
-                    <a:stretch>
-                      <a:fillRect/>
-                    </a:stretch>
-                  </pic:blipFill>
-                  <pic:spPr bwMode="auto">
-                    <a:xfrm>
-                      <a:off x="0" y="0"/>
-                      <a:ext cx="4184191" cy="4082768"/>
-                    </a:xfrm>
-                    <a:prstGeom prst="rect">
-                      <a:avLst/>
-                    </a:prstGeom>
-                    <a:noFill/>
-                  </pic:spPr>
-                </pic:pic>
-              </a:graphicData>
-            </a:graphic>
-          </wp:inline>
-        </w:drawing>
-      </w:r>
-    </w:p>
-    <w:p>
-      <w:pPr>
-        <w:pStyle w:val="Descripcin"/>
-        <w:jc w:val="center"/>
-        <w:rPr>
-          <w:color w:val="auto"/>
-        </w:rPr>
-      </w:pPr>
-      <w:r>
-        <w:rPr>
-          <w:color w:val="auto"/>
-        </w:rPr>
-        <w:t xml:space="preserve">Imagen </w:t>
-      </w:r>
-      <w:r>
-        <w:rPr>
-          <w:color w:val="auto"/>
-        </w:rPr>
-        <w:fldChar w:fldCharType="begin"/>
-      </w:r>
-      <w:r>
-        <w:rPr>
-          <w:color w:val="auto"/>
-        </w:rPr>
-        <w:instrText xml:space="preserve"> SEQ Imagen \* ARABIC </w:instrText>
-      </w:r>
-      <w:r>
-        <w:rPr>
-          <w:color w:val="auto"/>
-        </w:rPr>
-        <w:fldChar w:fldCharType="separate"/>
-      </w:r>
-      <w:r>
-        <w:rPr>
-          <w:noProof/>
-          <w:color w:val="auto"/>
-        </w:rPr>
-        <w:t>5</w:t>
-      </w:r>
-      <w:r>
-        <w:rPr>
-          <w:color w:val="auto"/>
-        </w:rPr>
-        <w:fldChar w:fldCharType="end"/>
-      </w:r>
-      <w:r>
-        <w:rPr>
-          <w:color w:val="auto"/>
-        </w:rPr>
-        <w:t xml:space="preserve"> Arquitectura Cliente-Servidor por capas</w:t>
-      </w:r>
-    </w:p>
-    <w:p>
-      <w:pPr>
-        <w:pStyle w:val="Prrafodelista"/>
-      </w:pPr>
-    </w:p>
-    <w:p>
-      <w:pPr>
-        <w:pStyle w:val="Prrafodelista"/>
-        <w:numPr>
-          <w:ilvl w:val="0"/>
-          <w:numId w:val="5"/>
-        </w:numPr>
-      </w:pPr>
-      <w:r>
-        <w:t>Diagrama de despliegue</w:t>
-      </w:r>
-    </w:p>
-    <w:p>
-      <w:pPr>
-        <w:pStyle w:val="Prrafodelista"/>
-      </w:pPr>
-      <w:r>
-        <w:t>RTA</w:t>
-      </w:r>
-    </w:p>
-    <w:p>
-      <w:pPr>
-        <w:pStyle w:val="Prrafodelista"/>
-        <w:keepNext/>
-      </w:pPr>
-      <w:r>
-        <w:rPr>
-          <w:noProof/>
-        </w:rPr>
-        <w:lastRenderedPageBreak/>
-        <w:drawing>
-          <wp:inline distT="0" distB="0" distL="0" distR="0" wp14:anchorId="1F230788" wp14:editId="32BDA828">
-            <wp:extent cx="5761355" cy="2621280"/>
-            <wp:effectExtent l="0" t="0" r="0" b="7620"/>
-            <wp:docPr id="7" name="Imagen 7"/>
-            <wp:cNvGraphicFramePr>
-              <a:graphicFrameLocks xmlns:a="http://schemas.openxmlformats.org/drawingml/2006/main" noChangeAspect="1"/>
-            </wp:cNvGraphicFramePr>
-            <a:graphic xmlns:a="http://schemas.openxmlformats.org/drawingml/2006/main">
-              <a:graphicData uri="http://schemas.openxmlformats.org/drawingml/2006/picture">
-                <pic:pic xmlns:pic="http://schemas.openxmlformats.org/drawingml/2006/picture">
-                  <pic:nvPicPr>
-                    <pic:cNvPr id="0" name="Picture 2"/>
-                    <pic:cNvPicPr>
-                      <a:picLocks noChangeAspect="1" noChangeArrowheads="1"/>
-                    </pic:cNvPicPr>
-                  </pic:nvPicPr>
-                  <pic:blipFill>
-                    <a:blip r:embed="rId10">
-                      <a:extLst>
-                        <a:ext uri="{28A0092B-C50C-407E-A947-70E740481C1C}">
-                          <a14:useLocalDpi xmlns:a14="http://schemas.microsoft.com/office/drawing/2010/main" val="0"/>
-                        </a:ext>
-                      </a:extLst>
-                    </a:blip>
-                    <a:srcRect/>
-                    <a:stretch>
-                      <a:fillRect/>
-                    </a:stretch>
-                  </pic:blipFill>
-                  <pic:spPr bwMode="auto">
-                    <a:xfrm>
-                      <a:off x="0" y="0"/>
-                      <a:ext cx="5761355" cy="2621280"/>
-                    </a:xfrm>
-                    <a:prstGeom prst="rect">
-                      <a:avLst/>
-                    </a:prstGeom>
-                    <a:noFill/>
-                  </pic:spPr>
-                </pic:pic>
-              </a:graphicData>
-            </a:graphic>
-          </wp:inline>
-        </w:drawing>
-      </w:r>
-    </w:p>
-    <w:p>
-      <w:pPr>
-        <w:pStyle w:val="Descripcin"/>
-        <w:jc w:val="center"/>
-        <w:rPr>
-          <w:color w:val="auto"/>
-        </w:rPr>
-      </w:pPr>
-      <w:r>
-        <w:rPr>
-          <w:color w:val="auto"/>
-        </w:rPr>
-        <w:t xml:space="preserve">Imagen </w:t>
-      </w:r>
-      <w:r>
-        <w:rPr>
-          <w:color w:val="auto"/>
-        </w:rPr>
-        <w:fldChar w:fldCharType="begin"/>
-      </w:r>
-      <w:r>
-        <w:rPr>
-          <w:color w:val="auto"/>
-        </w:rPr>
-        <w:instrText xml:space="preserve"> SEQ Imagen \* ARABIC </w:instrText>
-      </w:r>
-      <w:r>
-        <w:rPr>
-          <w:color w:val="auto"/>
-        </w:rPr>
-        <w:fldChar w:fldCharType="separate"/>
-      </w:r>
-      <w:r>
-        <w:rPr>
-          <w:noProof/>
-          <w:color w:val="auto"/>
-        </w:rPr>
-        <w:t>6</w:t>
-      </w:r>
-      <w:r>
-        <w:rPr>
-          <w:color w:val="auto"/>
-        </w:rPr>
-        <w:fldChar w:fldCharType="end"/>
-      </w:r>
-      <w:r>
-        <w:rPr>
-          <w:color w:val="auto"/>
-        </w:rPr>
-        <w:t xml:space="preserve"> Diagrama de Despliegue</w:t>
-      </w:r>
-    </w:p>
-    <w:p>
-      <w:pPr>
-        <w:pStyle w:val="Prrafodelista"/>
-      </w:pPr>
-    </w:p>
-    <w:p>
-      <w:pPr>
-        <w:pStyle w:val="Prrafodelista"/>
-        <w:numPr>
-          <w:ilvl w:val="0"/>
-          <w:numId w:val="5"/>
-        </w:numPr>
-      </w:pPr>
-      <w:r>
-        <w:t>Diagrama de clases</w:t>
-      </w:r>
-    </w:p>
-    <w:p>
-      <w:pPr>
-        <w:pStyle w:val="Prrafodelista"/>
-      </w:pPr>
-      <w:r>
-        <w:t>RTA</w:t>
-      </w:r>
-    </w:p>
-    <w:p>
-      <w:pPr>
-        <w:pStyle w:val="Prrafodelista"/>
-      </w:pPr>
-      <w:r>
-        <w:rPr>
-          <w:noProof/>
-        </w:rPr>
-        <w:lastRenderedPageBreak/>
-        <w:drawing>
-          <wp:inline distT="0" distB="0" distL="0" distR="0" wp14:anchorId="3BFF8B68" wp14:editId="026C3FED">
-            <wp:extent cx="4181428" cy="5901690"/>
-            <wp:effectExtent l="0" t="0" r="0" b="3810"/>
-            <wp:docPr id="4" name="Imagen 4"/>
-            <wp:cNvGraphicFramePr>
-              <a:graphicFrameLocks xmlns:a="http://schemas.openxmlformats.org/drawingml/2006/main" noChangeAspect="1"/>
-            </wp:cNvGraphicFramePr>
-            <a:graphic xmlns:a="http://schemas.openxmlformats.org/drawingml/2006/main">
-              <a:graphicData uri="http://schemas.openxmlformats.org/drawingml/2006/picture">
-                <pic:pic xmlns:pic="http://schemas.openxmlformats.org/drawingml/2006/picture">
-                  <pic:nvPicPr>
-                    <pic:cNvPr id="0" name="Picture 4"/>
-                    <pic:cNvPicPr>
-                      <a:picLocks noChangeAspect="1" noChangeArrowheads="1"/>
-                    </pic:cNvPicPr>
-                  </pic:nvPicPr>
-                  <pic:blipFill>
-                    <a:blip r:embed="rId11">
-                      <a:extLst>
-                        <a:ext uri="{28A0092B-C50C-407E-A947-70E740481C1C}">
-                          <a14:useLocalDpi xmlns:a14="http://schemas.microsoft.com/office/drawing/2010/main" val="0"/>
-                        </a:ext>
-                      </a:extLst>
-                    </a:blip>
-                    <a:srcRect/>
-                    <a:stretch>
-                      <a:fillRect/>
-                    </a:stretch>
-                  </pic:blipFill>
-                  <pic:spPr bwMode="auto">
-                    <a:xfrm>
-                      <a:off x="0" y="0"/>
-                      <a:ext cx="4181428" cy="5901690"/>
+                      <a:ext cx="4396332" cy="3267154"/>
                     </a:xfrm>
                     <a:prstGeom prst="rect">
                       <a:avLst/>
@@ -1399,6 +878,101 @@
         </w:drawing>
       </w:r>
     </w:p>
+    <w:p/>
+    <w:p>
+      <w:pPr>
+        <w:ind w:left="360"/>
+        <w:rPr>
+          <w:b/>
+          <w:bCs/>
+        </w:rPr>
+      </w:pPr>
+      <w:r>
+        <w:rPr>
+          <w:b/>
+          <w:bCs/>
+        </w:rPr>
+        <w:t>DIAGRAMA DE DESPLIEGUE</w:t>
+      </w:r>
+    </w:p>
+    <w:p>
+      <w:pPr>
+        <w:keepNext/>
+        <w:ind w:left="1080"/>
+      </w:pPr>
+      <w:r>
+        <w:rPr>
+          <w:noProof/>
+        </w:rPr>
+        <w:drawing>
+          <wp:inline distT="0" distB="0" distL="0" distR="0" wp14:anchorId="1F230788" wp14:editId="02386AD5">
+            <wp:extent cx="4691368" cy="1552575"/>
+            <wp:effectExtent l="0" t="0" r="0" b="0"/>
+            <wp:docPr id="7" name="Imagen 7"/>
+            <wp:cNvGraphicFramePr>
+              <a:graphicFrameLocks xmlns:a="http://schemas.openxmlformats.org/drawingml/2006/main" noChangeAspect="1"/>
+            </wp:cNvGraphicFramePr>
+            <a:graphic xmlns:a="http://schemas.openxmlformats.org/drawingml/2006/main">
+              <a:graphicData uri="http://schemas.openxmlformats.org/drawingml/2006/picture">
+                <pic:pic xmlns:pic="http://schemas.openxmlformats.org/drawingml/2006/picture">
+                  <pic:nvPicPr>
+                    <pic:cNvPr id="7" name="Imagen 7"/>
+                    <pic:cNvPicPr>
+                      <a:picLocks noChangeAspect="1" noChangeArrowheads="1"/>
+                    </pic:cNvPicPr>
+                  </pic:nvPicPr>
+                  <pic:blipFill rotWithShape="1">
+                    <a:blip r:embed="rId10">
+                      <a:extLst>
+                        <a:ext uri="{28A0092B-C50C-407E-A947-70E740481C1C}">
+                          <a14:useLocalDpi xmlns:a14="http://schemas.microsoft.com/office/drawing/2010/main" val="0"/>
+                        </a:ext>
+                      </a:extLst>
+                    </a:blip>
+                    <a:srcRect t="21078" b="19675"/>
+                    <a:stretch/>
+                  </pic:blipFill>
+                  <pic:spPr bwMode="auto">
+                    <a:xfrm>
+                      <a:off x="0" y="0"/>
+                      <a:ext cx="4692641" cy="1552996"/>
+                    </a:xfrm>
+                    <a:prstGeom prst="rect">
+                      <a:avLst/>
+                    </a:prstGeom>
+                    <a:noFill/>
+                    <a:ln>
+                      <a:noFill/>
+                    </a:ln>
+                    <a:extLst>
+                      <a:ext uri="{53640926-AAD7-44D8-BBD7-CCE9431645EC}">
+                        <a14:shadowObscured xmlns:a14="http://schemas.microsoft.com/office/drawing/2010/main"/>
+                      </a:ext>
+                    </a:extLst>
+                  </pic:spPr>
+                </pic:pic>
+              </a:graphicData>
+            </a:graphic>
+          </wp:inline>
+        </w:drawing>
+      </w:r>
+    </w:p>
+    <w:p>
+      <w:r>
+        <w:t>La naturaleza visualmente compacta de este diagrama es un reflejo directo de la eficiencia arquitectónica elegida</w:t>
+      </w:r>
+      <w:r>
+        <w:t xml:space="preserve"> ya que t</w:t>
+      </w:r>
+      <w:r>
+        <w:t xml:space="preserve">oda la complejidad de transferencia de datos por red se condensa en un flujo de entrada y salida de archivos locales de forma síncrona. </w:t>
+      </w:r>
+    </w:p>
+    <w:p>
+      <w:r>
+        <w:t>Esta consolidación hace que la topología física sea mucho más minimalista y directa, lo que a nivel de ingeniería se traduce en un despliegue más rápido, cero latencia de red y nula dependencia de infraestructura externa para mantener la operatividad del parqueadero.</w:t>
+      </w:r>
+    </w:p>
     <w:p>
       <w:pPr>
         <w:pStyle w:val="Prrafodelista"/>
@@ -1411,38 +985,34 @@
     </w:p>
     <w:p>
       <w:pPr>
-        <w:pStyle w:val="Prrafodelista"/>
-        <w:numPr>
-          <w:ilvl w:val="0"/>
-          <w:numId w:val="5"/>
-        </w:numPr>
-      </w:pPr>
-      <w:r>
-        <w:t>Modelo entidad–relación</w:t>
-      </w:r>
-    </w:p>
-    <w:p>
-      <w:pPr>
-        <w:pStyle w:val="Prrafodelista"/>
-      </w:pPr>
-      <w:r>
-        <w:t>RTA</w:t>
-      </w:r>
-    </w:p>
-    <w:p>
-      <w:pPr>
-        <w:keepNext/>
+        <w:ind w:left="360"/>
+        <w:rPr>
+          <w:b/>
+          <w:bCs/>
+        </w:rPr>
+      </w:pPr>
+      <w:r>
+        <w:rPr>
+          <w:b/>
+          <w:bCs/>
+        </w:rPr>
+        <w:lastRenderedPageBreak/>
+        <w:t>DIAGRAMA DE CLASES</w:t>
+      </w:r>
+    </w:p>
+    <w:p>
+      <w:pPr>
+        <w:jc w:val="center"/>
       </w:pPr>
       <w:r>
         <w:rPr>
           <w:noProof/>
         </w:rPr>
-        <w:lastRenderedPageBreak/>
         <w:drawing>
-          <wp:inline distT="0" distB="0" distL="0" distR="0" wp14:anchorId="114263B2" wp14:editId="61AD0292">
-            <wp:extent cx="4735830" cy="3850072"/>
-            <wp:effectExtent l="0" t="0" r="7620" b="0"/>
-            <wp:docPr id="8" name="Imagen 8"/>
+          <wp:inline distT="0" distB="0" distL="0" distR="0" wp14:anchorId="3BFF8B68" wp14:editId="18B38ED7">
+            <wp:extent cx="5545217" cy="7498080"/>
+            <wp:effectExtent l="0" t="0" r="0" b="7620"/>
+            <wp:docPr id="4" name="Imagen 4"/>
             <wp:cNvGraphicFramePr>
               <a:graphicFrameLocks xmlns:a="http://schemas.openxmlformats.org/drawingml/2006/main" noChangeAspect="1"/>
             </wp:cNvGraphicFramePr>
@@ -1455,23 +1025,21 @@
                       <a:picLocks noChangeAspect="1" noChangeArrowheads="1"/>
                     </pic:cNvPicPr>
                   </pic:nvPicPr>
-                  <pic:blipFill>
-                    <a:blip r:embed="rId12">
+                  <pic:blipFill rotWithShape="1">
+                    <a:blip r:embed="rId11">
                       <a:extLst>
                         <a:ext uri="{28A0092B-C50C-407E-A947-70E740481C1C}">
                           <a14:useLocalDpi xmlns:a14="http://schemas.microsoft.com/office/drawing/2010/main" val="0"/>
                         </a:ext>
                       </a:extLst>
                     </a:blip>
-                    <a:srcRect/>
-                    <a:stretch>
-                      <a:fillRect/>
-                    </a:stretch>
+                    <a:srcRect t="4197"/>
+                    <a:stretch/>
                   </pic:blipFill>
                   <pic:spPr bwMode="auto">
                     <a:xfrm>
                       <a:off x="0" y="0"/>
-                      <a:ext cx="4738796" cy="3852483"/>
+                      <a:ext cx="5564058" cy="7523557"/>
                     </a:xfrm>
                     <a:prstGeom prst="rect">
                       <a:avLst/>
@@ -1480,6 +1048,11 @@
                     <a:ln>
                       <a:noFill/>
                     </a:ln>
+                    <a:extLst>
+                      <a:ext uri="{53640926-AAD7-44D8-BBD7-CCE9431645EC}">
+                        <a14:shadowObscured xmlns:a14="http://schemas.microsoft.com/office/drawing/2010/main"/>
+                      </a:ext>
+                    </a:extLst>
                   </pic:spPr>
                 </pic:pic>
               </a:graphicData>
@@ -1488,56 +1061,85 @@
         </w:drawing>
       </w:r>
     </w:p>
-    <w:p>
-      <w:pPr>
-        <w:pStyle w:val="Descripcin"/>
+    <w:p/>
+    <w:p>
+      <w:pPr>
+        <w:ind w:left="360"/>
+        <w:rPr>
+          <w:b/>
+          <w:bCs/>
+        </w:rPr>
+      </w:pPr>
+      <w:r>
+        <w:rPr>
+          <w:b/>
+          <w:bCs/>
+        </w:rPr>
+        <w:lastRenderedPageBreak/>
+        <w:t>MODELO ESTRUCTURA DE DATOS (JSON)</w:t>
+      </w:r>
+    </w:p>
+    <w:p>
+      <w:pPr>
+        <w:keepNext/>
+        <w:ind w:left="360"/>
         <w:jc w:val="center"/>
-        <w:rPr>
-          <w:color w:val="auto"/>
-        </w:rPr>
-      </w:pPr>
-      <w:r>
-        <w:rPr>
-          <w:color w:val="auto"/>
-        </w:rPr>
-        <w:t xml:space="preserve">Imagen </w:t>
-      </w:r>
-      <w:r>
-        <w:rPr>
-          <w:color w:val="auto"/>
-        </w:rPr>
-        <w:fldChar w:fldCharType="begin"/>
-      </w:r>
-      <w:r>
-        <w:rPr>
-          <w:color w:val="auto"/>
-        </w:rPr>
-        <w:instrText xml:space="preserve"> SEQ Imagen \* ARABIC </w:instrText>
-      </w:r>
-      <w:r>
-        <w:rPr>
-          <w:color w:val="auto"/>
-        </w:rPr>
-        <w:fldChar w:fldCharType="separate"/>
-      </w:r>
+      </w:pPr>
       <w:r>
         <w:rPr>
           <w:noProof/>
-          <w:color w:val="auto"/>
-        </w:rPr>
-        <w:t>7</w:t>
-      </w:r>
-      <w:r>
-        <w:rPr>
-          <w:color w:val="auto"/>
-        </w:rPr>
-        <w:fldChar w:fldCharType="end"/>
-      </w:r>
-      <w:r>
-        <w:rPr>
-          <w:color w:val="auto"/>
-        </w:rPr>
-        <w:t xml:space="preserve"> Modelo Entidad-Relación</w:t>
+        </w:rPr>
+        <w:drawing>
+          <wp:inline distT="0" distB="0" distL="0" distR="0" wp14:anchorId="114263B2" wp14:editId="40F368F4">
+            <wp:extent cx="4737803" cy="3072765"/>
+            <wp:effectExtent l="0" t="0" r="5715" b="0"/>
+            <wp:docPr id="8" name="Imagen 8"/>
+            <wp:cNvGraphicFramePr>
+              <a:graphicFrameLocks xmlns:a="http://schemas.openxmlformats.org/drawingml/2006/main" noChangeAspect="1"/>
+            </wp:cNvGraphicFramePr>
+            <a:graphic xmlns:a="http://schemas.openxmlformats.org/drawingml/2006/main">
+              <a:graphicData uri="http://schemas.openxmlformats.org/drawingml/2006/picture">
+                <pic:pic xmlns:pic="http://schemas.openxmlformats.org/drawingml/2006/picture">
+                  <pic:nvPicPr>
+                    <pic:cNvPr id="8" name="Imagen 8"/>
+                    <pic:cNvPicPr>
+                      <a:picLocks noChangeAspect="1" noChangeArrowheads="1"/>
+                    </pic:cNvPicPr>
+                  </pic:nvPicPr>
+                  <pic:blipFill rotWithShape="1">
+                    <a:blip r:embed="rId12">
+                      <a:extLst>
+                        <a:ext uri="{28A0092B-C50C-407E-A947-70E740481C1C}">
+                          <a14:useLocalDpi xmlns:a14="http://schemas.microsoft.com/office/drawing/2010/main" val="0"/>
+                        </a:ext>
+                      </a:extLst>
+                    </a:blip>
+                    <a:srcRect t="13186"/>
+                    <a:stretch/>
+                  </pic:blipFill>
+                  <pic:spPr bwMode="auto">
+                    <a:xfrm>
+                      <a:off x="0" y="0"/>
+                      <a:ext cx="4738796" cy="3073409"/>
+                    </a:xfrm>
+                    <a:prstGeom prst="rect">
+                      <a:avLst/>
+                    </a:prstGeom>
+                    <a:noFill/>
+                    <a:ln>
+                      <a:noFill/>
+                    </a:ln>
+                    <a:extLst>
+                      <a:ext uri="{53640926-AAD7-44D8-BBD7-CCE9431645EC}">
+                        <a14:shadowObscured xmlns:a14="http://schemas.microsoft.com/office/drawing/2010/main"/>
+                      </a:ext>
+                    </a:extLst>
+                  </pic:spPr>
+                </pic:pic>
+              </a:graphicData>
+            </a:graphic>
+          </wp:inline>
+        </w:drawing>
       </w:r>
     </w:p>
     <w:p/>
@@ -1554,9 +1156,158 @@
 <file path=word/numbering.xml><?xml version="1.0" encoding="utf-8"?>
 <w:numbering xmlns:wpc="http://schemas.microsoft.com/office/word/2010/wordprocessingCanvas" xmlns:cx="http://schemas.microsoft.com/office/drawing/2014/chartex" xmlns:cx1="http://schemas.microsoft.com/office/drawing/2015/9/8/chartex" xmlns:cx2="http://schemas.microsoft.com/office/drawing/2015/10/21/chartex" xmlns:cx3="http://schemas.microsoft.com/office/drawing/2016/5/9/chartex" xmlns:cx4="http://schemas.microsoft.com/office/drawing/2016/5/10/chartex" xmlns:cx5="http://schemas.microsoft.com/office/drawing/2016/5/11/chartex" xmlns:cx6="http://schemas.microsoft.com/office/drawing/2016/5/12/chartex" xmlns:cx7="http://schemas.microsoft.com/office/drawing/2016/5/13/chartex" xmlns:cx8="http://schemas.microsoft.com/office/drawing/2016/5/14/chartex" xmlns:mc="http://schemas.openxmlformats.org/markup-compatibility/2006" xmlns:aink="http://schemas.microsoft.com/office/drawing/2016/ink" xmlns:am3d="http://schemas.microsoft.com/office/drawing/2017/model3d" xmlns:o="urn:schemas-microsoft-com:office:office" xmlns:r="http://schemas.openxmlformats.org/officeDocument/2006/relationships" xmlns:m="http://schemas.openxmlformats.org/officeDocument/2006/math" xmlns:v="urn:schemas-microsoft-com:vml" xmlns:wp14="http://schemas.microsoft.com/office/word/2010/wordprocessingDrawing" xmlns:wp="http://schemas.openxmlformats.org/drawingml/2006/wordprocessingDrawing" xmlns:w10="urn:schemas-microsoft-com:office:word" xmlns:w="http://schemas.openxmlformats.org/wordprocessingml/2006/main" xmlns:w14="http://schemas.microsoft.com/office/word/2010/wordml" xmlns:w15="http://schemas.microsoft.com/office/word/2012/wordml" xmlns:w16cex="http://schemas.microsoft.com/office/word/2018/wordml/cex" xmlns:w16cid="http://schemas.microsoft.com/office/word/2016/wordml/cid" xmlns:w16="http://schemas.microsoft.com/office/word/2018/wordml" xmlns:w16sdtdh="http://schemas.microsoft.com/office/word/2020/wordml/sdtdatahash" xmlns:w16se="http://schemas.microsoft.com/office/word/2015/wordml/symex" xmlns:wpg="http://schemas.microsoft.com/office/word/2010/wordprocessingGroup" xmlns:wpi="http://schemas.microsoft.com/office/word/2010/wordprocessingInk" xmlns:wne="http://schemas.microsoft.com/office/word/2006/wordml" xmlns:wps="http://schemas.microsoft.com/office/word/2010/wordprocessingShape" mc:Ignorable="w14 w15 w16se w16cid w16 w16cex w16sdtdh wp14">
   <w:abstractNum w:abstractNumId="0" w15:restartNumberingAfterBreak="0">
+    <w:nsid w:val="1ACE777B"/>
+    <w:multiLevelType w:val="multilevel"/>
+    <w:tmpl w:val="D898D1AA"/>
+    <w:lvl w:ilvl="0">
+      <w:start w:val="1"/>
+      <w:numFmt w:val="bullet"/>
+      <w:lvlText w:val=""/>
+      <w:lvlJc w:val="left"/>
+      <w:pPr>
+        <w:tabs>
+          <w:tab w:val="num" w:pos="720"/>
+        </w:tabs>
+        <w:ind w:left="720" w:hanging="360"/>
+      </w:pPr>
+      <w:rPr>
+        <w:rFonts w:ascii="Symbol" w:hAnsi="Symbol" w:hint="default"/>
+        <w:sz w:val="20"/>
+      </w:rPr>
+    </w:lvl>
+    <w:lvl w:ilvl="1" w:tentative="1">
+      <w:start w:val="1"/>
+      <w:numFmt w:val="bullet"/>
+      <w:lvlText w:val="o"/>
+      <w:lvlJc w:val="left"/>
+      <w:pPr>
+        <w:tabs>
+          <w:tab w:val="num" w:pos="1440"/>
+        </w:tabs>
+        <w:ind w:left="1440" w:hanging="360"/>
+      </w:pPr>
+      <w:rPr>
+        <w:rFonts w:ascii="Courier New" w:hAnsi="Courier New" w:hint="default"/>
+        <w:sz w:val="20"/>
+      </w:rPr>
+    </w:lvl>
+    <w:lvl w:ilvl="2" w:tentative="1">
+      <w:start w:val="1"/>
+      <w:numFmt w:val="bullet"/>
+      <w:lvlText w:val=""/>
+      <w:lvlJc w:val="left"/>
+      <w:pPr>
+        <w:tabs>
+          <w:tab w:val="num" w:pos="2160"/>
+        </w:tabs>
+        <w:ind w:left="2160" w:hanging="360"/>
+      </w:pPr>
+      <w:rPr>
+        <w:rFonts w:ascii="Wingdings" w:hAnsi="Wingdings" w:hint="default"/>
+        <w:sz w:val="20"/>
+      </w:rPr>
+    </w:lvl>
+    <w:lvl w:ilvl="3" w:tentative="1">
+      <w:start w:val="1"/>
+      <w:numFmt w:val="bullet"/>
+      <w:lvlText w:val=""/>
+      <w:lvlJc w:val="left"/>
+      <w:pPr>
+        <w:tabs>
+          <w:tab w:val="num" w:pos="2880"/>
+        </w:tabs>
+        <w:ind w:left="2880" w:hanging="360"/>
+      </w:pPr>
+      <w:rPr>
+        <w:rFonts w:ascii="Wingdings" w:hAnsi="Wingdings" w:hint="default"/>
+        <w:sz w:val="20"/>
+      </w:rPr>
+    </w:lvl>
+    <w:lvl w:ilvl="4" w:tentative="1">
+      <w:start w:val="1"/>
+      <w:numFmt w:val="bullet"/>
+      <w:lvlText w:val=""/>
+      <w:lvlJc w:val="left"/>
+      <w:pPr>
+        <w:tabs>
+          <w:tab w:val="num" w:pos="3600"/>
+        </w:tabs>
+        <w:ind w:left="3600" w:hanging="360"/>
+      </w:pPr>
+      <w:rPr>
+        <w:rFonts w:ascii="Wingdings" w:hAnsi="Wingdings" w:hint="default"/>
+        <w:sz w:val="20"/>
+      </w:rPr>
+    </w:lvl>
+    <w:lvl w:ilvl="5" w:tentative="1">
+      <w:start w:val="1"/>
+      <w:numFmt w:val="bullet"/>
+      <w:lvlText w:val=""/>
+      <w:lvlJc w:val="left"/>
+      <w:pPr>
+        <w:tabs>
+          <w:tab w:val="num" w:pos="4320"/>
+        </w:tabs>
+        <w:ind w:left="4320" w:hanging="360"/>
+      </w:pPr>
+      <w:rPr>
+        <w:rFonts w:ascii="Wingdings" w:hAnsi="Wingdings" w:hint="default"/>
+        <w:sz w:val="20"/>
+      </w:rPr>
+    </w:lvl>
+    <w:lvl w:ilvl="6" w:tentative="1">
+      <w:start w:val="1"/>
+      <w:numFmt w:val="bullet"/>
+      <w:lvlText w:val=""/>
+      <w:lvlJc w:val="left"/>
+      <w:pPr>
+        <w:tabs>
+          <w:tab w:val="num" w:pos="5040"/>
+        </w:tabs>
+        <w:ind w:left="5040" w:hanging="360"/>
+      </w:pPr>
+      <w:rPr>
+        <w:rFonts w:ascii="Wingdings" w:hAnsi="Wingdings" w:hint="default"/>
+        <w:sz w:val="20"/>
+      </w:rPr>
+    </w:lvl>
+    <w:lvl w:ilvl="7" w:tentative="1">
+      <w:start w:val="1"/>
+      <w:numFmt w:val="bullet"/>
+      <w:lvlText w:val=""/>
+      <w:lvlJc w:val="left"/>
+      <w:pPr>
+        <w:tabs>
+          <w:tab w:val="num" w:pos="5760"/>
+        </w:tabs>
+        <w:ind w:left="5760" w:hanging="360"/>
+      </w:pPr>
+      <w:rPr>
+        <w:rFonts w:ascii="Wingdings" w:hAnsi="Wingdings" w:hint="default"/>
+        <w:sz w:val="20"/>
+      </w:rPr>
+    </w:lvl>
+    <w:lvl w:ilvl="8" w:tentative="1">
+      <w:start w:val="1"/>
+      <w:numFmt w:val="bullet"/>
+      <w:lvlText w:val=""/>
+      <w:lvlJc w:val="left"/>
+      <w:pPr>
+        <w:tabs>
+          <w:tab w:val="num" w:pos="6480"/>
+        </w:tabs>
+        <w:ind w:left="6480" w:hanging="360"/>
+      </w:pPr>
+      <w:rPr>
+        <w:rFonts w:ascii="Wingdings" w:hAnsi="Wingdings" w:hint="default"/>
+        <w:sz w:val="20"/>
+      </w:rPr>
+    </w:lvl>
+  </w:abstractNum>
+  <w:abstractNum w:abstractNumId="1" w15:restartNumberingAfterBreak="0">
     <w:nsid w:val="1FEE1EC3"/>
     <w:multiLevelType w:val="hybridMultilevel"/>
-    <w:tmpl w:val="0494DA26"/>
+    <w:tmpl w:val="37541CA2"/>
     <w:lvl w:ilvl="0" w:tplc="240A000F">
       <w:start w:val="1"/>
       <w:numFmt w:val="decimal"/>
@@ -1642,7 +1393,7 @@
       </w:pPr>
     </w:lvl>
   </w:abstractNum>
-  <w:abstractNum w:abstractNumId="1" w15:restartNumberingAfterBreak="0">
+  <w:abstractNum w:abstractNumId="2" w15:restartNumberingAfterBreak="0">
     <w:nsid w:val="33E91E7C"/>
     <w:multiLevelType w:val="hybridMultilevel"/>
     <w:tmpl w:val="DF125BF8"/>
@@ -1731,7 +1482,7 @@
       </w:pPr>
     </w:lvl>
   </w:abstractNum>
-  <w:abstractNum w:abstractNumId="2" w15:restartNumberingAfterBreak="0">
+  <w:abstractNum w:abstractNumId="3" w15:restartNumberingAfterBreak="0">
     <w:nsid w:val="4DB13BB3"/>
     <w:multiLevelType w:val="hybridMultilevel"/>
     <w:tmpl w:val="8334D2A2"/>
@@ -1820,7 +1571,7 @@
       </w:pPr>
     </w:lvl>
   </w:abstractNum>
-  <w:abstractNum w:abstractNumId="3" w15:restartNumberingAfterBreak="0">
+  <w:abstractNum w:abstractNumId="4" w15:restartNumberingAfterBreak="0">
     <w:nsid w:val="4E5149D9"/>
     <w:multiLevelType w:val="hybridMultilevel"/>
     <w:tmpl w:val="9AC4B886"/>
@@ -1906,7 +1657,96 @@
       </w:pPr>
     </w:lvl>
   </w:abstractNum>
-  <w:abstractNum w:abstractNumId="4" w15:restartNumberingAfterBreak="0">
+  <w:abstractNum w:abstractNumId="5" w15:restartNumberingAfterBreak="0">
+    <w:nsid w:val="5F114E17"/>
+    <w:multiLevelType w:val="hybridMultilevel"/>
+    <w:tmpl w:val="833294A0"/>
+    <w:lvl w:ilvl="0" w:tplc="240A000F">
+      <w:start w:val="1"/>
+      <w:numFmt w:val="decimal"/>
+      <w:lvlText w:val="%1."/>
+      <w:lvlJc w:val="left"/>
+      <w:pPr>
+        <w:ind w:left="720" w:hanging="360"/>
+      </w:pPr>
+      <w:rPr>
+        <w:rFonts w:hint="default"/>
+      </w:rPr>
+    </w:lvl>
+    <w:lvl w:ilvl="1" w:tplc="240A0019" w:tentative="1">
+      <w:start w:val="1"/>
+      <w:numFmt w:val="lowerLetter"/>
+      <w:lvlText w:val="%2."/>
+      <w:lvlJc w:val="left"/>
+      <w:pPr>
+        <w:ind w:left="1440" w:hanging="360"/>
+      </w:pPr>
+    </w:lvl>
+    <w:lvl w:ilvl="2" w:tplc="240A001B" w:tentative="1">
+      <w:start w:val="1"/>
+      <w:numFmt w:val="lowerRoman"/>
+      <w:lvlText w:val="%3."/>
+      <w:lvlJc w:val="right"/>
+      <w:pPr>
+        <w:ind w:left="2160" w:hanging="180"/>
+      </w:pPr>
+    </w:lvl>
+    <w:lvl w:ilvl="3" w:tplc="240A000F" w:tentative="1">
+      <w:start w:val="1"/>
+      <w:numFmt w:val="decimal"/>
+      <w:lvlText w:val="%4."/>
+      <w:lvlJc w:val="left"/>
+      <w:pPr>
+        <w:ind w:left="2880" w:hanging="360"/>
+      </w:pPr>
+    </w:lvl>
+    <w:lvl w:ilvl="4" w:tplc="240A0019" w:tentative="1">
+      <w:start w:val="1"/>
+      <w:numFmt w:val="lowerLetter"/>
+      <w:lvlText w:val="%5."/>
+      <w:lvlJc w:val="left"/>
+      <w:pPr>
+        <w:ind w:left="3600" w:hanging="360"/>
+      </w:pPr>
+    </w:lvl>
+    <w:lvl w:ilvl="5" w:tplc="240A001B" w:tentative="1">
+      <w:start w:val="1"/>
+      <w:numFmt w:val="lowerRoman"/>
+      <w:lvlText w:val="%6."/>
+      <w:lvlJc w:val="right"/>
+      <w:pPr>
+        <w:ind w:left="4320" w:hanging="180"/>
+      </w:pPr>
+    </w:lvl>
+    <w:lvl w:ilvl="6" w:tplc="240A000F" w:tentative="1">
+      <w:start w:val="1"/>
+      <w:numFmt w:val="decimal"/>
+      <w:lvlText w:val="%7."/>
+      <w:lvlJc w:val="left"/>
+      <w:pPr>
+        <w:ind w:left="5040" w:hanging="360"/>
+      </w:pPr>
+    </w:lvl>
+    <w:lvl w:ilvl="7" w:tplc="240A0019" w:tentative="1">
+      <w:start w:val="1"/>
+      <w:numFmt w:val="lowerLetter"/>
+      <w:lvlText w:val="%8."/>
+      <w:lvlJc w:val="left"/>
+      <w:pPr>
+        <w:ind w:left="5760" w:hanging="360"/>
+      </w:pPr>
+    </w:lvl>
+    <w:lvl w:ilvl="8" w:tplc="240A001B" w:tentative="1">
+      <w:start w:val="1"/>
+      <w:numFmt w:val="lowerRoman"/>
+      <w:lvlText w:val="%9."/>
+      <w:lvlJc w:val="right"/>
+      <w:pPr>
+        <w:ind w:left="6480" w:hanging="180"/>
+      </w:pPr>
+    </w:lvl>
+  </w:abstractNum>
+  <w:abstractNum w:abstractNumId="6" w15:restartNumberingAfterBreak="0">
     <w:nsid w:val="5FCC6C5D"/>
     <w:multiLevelType w:val="hybridMultilevel"/>
     <w:tmpl w:val="8334D2A2"/>
@@ -1995,7 +1835,93 @@
       </w:pPr>
     </w:lvl>
   </w:abstractNum>
-  <w:abstractNum w:abstractNumId="5" w15:restartNumberingAfterBreak="0">
+  <w:abstractNum w:abstractNumId="7" w15:restartNumberingAfterBreak="0">
+    <w:nsid w:val="60364F7B"/>
+    <w:multiLevelType w:val="hybridMultilevel"/>
+    <w:tmpl w:val="BF2EB750"/>
+    <w:lvl w:ilvl="0" w:tplc="240A000F">
+      <w:start w:val="1"/>
+      <w:numFmt w:val="decimal"/>
+      <w:lvlText w:val="%1."/>
+      <w:lvlJc w:val="left"/>
+      <w:pPr>
+        <w:ind w:left="720" w:hanging="360"/>
+      </w:pPr>
+    </w:lvl>
+    <w:lvl w:ilvl="1" w:tplc="240A0019">
+      <w:start w:val="1"/>
+      <w:numFmt w:val="lowerLetter"/>
+      <w:lvlText w:val="%2."/>
+      <w:lvlJc w:val="left"/>
+      <w:pPr>
+        <w:ind w:left="1440" w:hanging="360"/>
+      </w:pPr>
+    </w:lvl>
+    <w:lvl w:ilvl="2" w:tplc="240A001B" w:tentative="1">
+      <w:start w:val="1"/>
+      <w:numFmt w:val="lowerRoman"/>
+      <w:lvlText w:val="%3."/>
+      <w:lvlJc w:val="right"/>
+      <w:pPr>
+        <w:ind w:left="2160" w:hanging="180"/>
+      </w:pPr>
+    </w:lvl>
+    <w:lvl w:ilvl="3" w:tplc="240A000F" w:tentative="1">
+      <w:start w:val="1"/>
+      <w:numFmt w:val="decimal"/>
+      <w:lvlText w:val="%4."/>
+      <w:lvlJc w:val="left"/>
+      <w:pPr>
+        <w:ind w:left="2880" w:hanging="360"/>
+      </w:pPr>
+    </w:lvl>
+    <w:lvl w:ilvl="4" w:tplc="240A0019" w:tentative="1">
+      <w:start w:val="1"/>
+      <w:numFmt w:val="lowerLetter"/>
+      <w:lvlText w:val="%5."/>
+      <w:lvlJc w:val="left"/>
+      <w:pPr>
+        <w:ind w:left="3600" w:hanging="360"/>
+      </w:pPr>
+    </w:lvl>
+    <w:lvl w:ilvl="5" w:tplc="240A001B" w:tentative="1">
+      <w:start w:val="1"/>
+      <w:numFmt w:val="lowerRoman"/>
+      <w:lvlText w:val="%6."/>
+      <w:lvlJc w:val="right"/>
+      <w:pPr>
+        <w:ind w:left="4320" w:hanging="180"/>
+      </w:pPr>
+    </w:lvl>
+    <w:lvl w:ilvl="6" w:tplc="240A000F" w:tentative="1">
+      <w:start w:val="1"/>
+      <w:numFmt w:val="decimal"/>
+      <w:lvlText w:val="%7."/>
+      <w:lvlJc w:val="left"/>
+      <w:pPr>
+        <w:ind w:left="5040" w:hanging="360"/>
+      </w:pPr>
+    </w:lvl>
+    <w:lvl w:ilvl="7" w:tplc="240A0019" w:tentative="1">
+      <w:start w:val="1"/>
+      <w:numFmt w:val="lowerLetter"/>
+      <w:lvlText w:val="%8."/>
+      <w:lvlJc w:val="left"/>
+      <w:pPr>
+        <w:ind w:left="5760" w:hanging="360"/>
+      </w:pPr>
+    </w:lvl>
+    <w:lvl w:ilvl="8" w:tplc="240A001B" w:tentative="1">
+      <w:start w:val="1"/>
+      <w:numFmt w:val="lowerRoman"/>
+      <w:lvlText w:val="%9."/>
+      <w:lvlJc w:val="right"/>
+      <w:pPr>
+        <w:ind w:left="6480" w:hanging="180"/>
+      </w:pPr>
+    </w:lvl>
+  </w:abstractNum>
+  <w:abstractNum w:abstractNumId="8" w15:restartNumberingAfterBreak="0">
     <w:nsid w:val="67015E6B"/>
     <w:multiLevelType w:val="hybridMultilevel"/>
     <w:tmpl w:val="2D1CDDA2"/>
@@ -2084,7 +2010,7 @@
       </w:pPr>
     </w:lvl>
   </w:abstractNum>
-  <w:abstractNum w:abstractNumId="6" w15:restartNumberingAfterBreak="0">
+  <w:abstractNum w:abstractNumId="9" w15:restartNumberingAfterBreak="0">
     <w:nsid w:val="69BA495D"/>
     <w:multiLevelType w:val="hybridMultilevel"/>
     <w:tmpl w:val="71149294"/>
@@ -2197,20 +2123,395 @@
       </w:rPr>
     </w:lvl>
   </w:abstractNum>
-  <w:abstractNum w:abstractNumId="7" w15:restartNumberingAfterBreak="0">
+  <w:abstractNum w:abstractNumId="10" w15:restartNumberingAfterBreak="0">
     <w:nsid w:val="6D8F54AA"/>
     <w:multiLevelType w:val="hybridMultilevel"/>
-    <w:tmpl w:val="6A1E6B62"/>
+    <w:tmpl w:val="8D766602"/>
+    <w:lvl w:ilvl="0" w:tplc="240A0001">
+      <w:start w:val="1"/>
+      <w:numFmt w:val="bullet"/>
+      <w:lvlText w:val=""/>
+      <w:lvlJc w:val="left"/>
+      <w:pPr>
+        <w:ind w:left="1440" w:hanging="360"/>
+      </w:pPr>
+      <w:rPr>
+        <w:rFonts w:ascii="Symbol" w:hAnsi="Symbol" w:hint="default"/>
+      </w:rPr>
+    </w:lvl>
+    <w:lvl w:ilvl="1" w:tplc="240A0003" w:tentative="1">
+      <w:start w:val="1"/>
+      <w:numFmt w:val="bullet"/>
+      <w:lvlText w:val="o"/>
+      <w:lvlJc w:val="left"/>
+      <w:pPr>
+        <w:ind w:left="2160" w:hanging="360"/>
+      </w:pPr>
+      <w:rPr>
+        <w:rFonts w:ascii="Courier New" w:hAnsi="Courier New" w:cs="Courier New" w:hint="default"/>
+      </w:rPr>
+    </w:lvl>
+    <w:lvl w:ilvl="2" w:tplc="240A0005" w:tentative="1">
+      <w:start w:val="1"/>
+      <w:numFmt w:val="bullet"/>
+      <w:lvlText w:val=""/>
+      <w:lvlJc w:val="left"/>
+      <w:pPr>
+        <w:ind w:left="2880" w:hanging="360"/>
+      </w:pPr>
+      <w:rPr>
+        <w:rFonts w:ascii="Wingdings" w:hAnsi="Wingdings" w:hint="default"/>
+      </w:rPr>
+    </w:lvl>
+    <w:lvl w:ilvl="3" w:tplc="240A0001" w:tentative="1">
+      <w:start w:val="1"/>
+      <w:numFmt w:val="bullet"/>
+      <w:lvlText w:val=""/>
+      <w:lvlJc w:val="left"/>
+      <w:pPr>
+        <w:ind w:left="3600" w:hanging="360"/>
+      </w:pPr>
+      <w:rPr>
+        <w:rFonts w:ascii="Symbol" w:hAnsi="Symbol" w:hint="default"/>
+      </w:rPr>
+    </w:lvl>
+    <w:lvl w:ilvl="4" w:tplc="240A0003" w:tentative="1">
+      <w:start w:val="1"/>
+      <w:numFmt w:val="bullet"/>
+      <w:lvlText w:val="o"/>
+      <w:lvlJc w:val="left"/>
+      <w:pPr>
+        <w:ind w:left="4320" w:hanging="360"/>
+      </w:pPr>
+      <w:rPr>
+        <w:rFonts w:ascii="Courier New" w:hAnsi="Courier New" w:cs="Courier New" w:hint="default"/>
+      </w:rPr>
+    </w:lvl>
+    <w:lvl w:ilvl="5" w:tplc="240A0005" w:tentative="1">
+      <w:start w:val="1"/>
+      <w:numFmt w:val="bullet"/>
+      <w:lvlText w:val=""/>
+      <w:lvlJc w:val="left"/>
+      <w:pPr>
+        <w:ind w:left="5040" w:hanging="360"/>
+      </w:pPr>
+      <w:rPr>
+        <w:rFonts w:ascii="Wingdings" w:hAnsi="Wingdings" w:hint="default"/>
+      </w:rPr>
+    </w:lvl>
+    <w:lvl w:ilvl="6" w:tplc="240A0001" w:tentative="1">
+      <w:start w:val="1"/>
+      <w:numFmt w:val="bullet"/>
+      <w:lvlText w:val=""/>
+      <w:lvlJc w:val="left"/>
+      <w:pPr>
+        <w:ind w:left="5760" w:hanging="360"/>
+      </w:pPr>
+      <w:rPr>
+        <w:rFonts w:ascii="Symbol" w:hAnsi="Symbol" w:hint="default"/>
+      </w:rPr>
+    </w:lvl>
+    <w:lvl w:ilvl="7" w:tplc="240A0003" w:tentative="1">
+      <w:start w:val="1"/>
+      <w:numFmt w:val="bullet"/>
+      <w:lvlText w:val="o"/>
+      <w:lvlJc w:val="left"/>
+      <w:pPr>
+        <w:ind w:left="6480" w:hanging="360"/>
+      </w:pPr>
+      <w:rPr>
+        <w:rFonts w:ascii="Courier New" w:hAnsi="Courier New" w:cs="Courier New" w:hint="default"/>
+      </w:rPr>
+    </w:lvl>
+    <w:lvl w:ilvl="8" w:tplc="240A0005" w:tentative="1">
+      <w:start w:val="1"/>
+      <w:numFmt w:val="bullet"/>
+      <w:lvlText w:val=""/>
+      <w:lvlJc w:val="left"/>
+      <w:pPr>
+        <w:ind w:left="7200" w:hanging="360"/>
+      </w:pPr>
+      <w:rPr>
+        <w:rFonts w:ascii="Wingdings" w:hAnsi="Wingdings" w:hint="default"/>
+      </w:rPr>
+    </w:lvl>
+  </w:abstractNum>
+  <w:abstractNum w:abstractNumId="11" w15:restartNumberingAfterBreak="0">
+    <w:nsid w:val="6E754D99"/>
+    <w:multiLevelType w:val="hybridMultilevel"/>
+    <w:tmpl w:val="6F768430"/>
     <w:lvl w:ilvl="0" w:tplc="240A000B">
       <w:start w:val="1"/>
       <w:numFmt w:val="bullet"/>
       <w:lvlText w:val=""/>
       <w:lvlJc w:val="left"/>
       <w:pPr>
+        <w:ind w:left="1800" w:hanging="360"/>
+      </w:pPr>
+      <w:rPr>
+        <w:rFonts w:ascii="Wingdings" w:hAnsi="Wingdings" w:hint="default"/>
+      </w:rPr>
+    </w:lvl>
+    <w:lvl w:ilvl="1" w:tplc="240A0003" w:tentative="1">
+      <w:start w:val="1"/>
+      <w:numFmt w:val="bullet"/>
+      <w:lvlText w:val="o"/>
+      <w:lvlJc w:val="left"/>
+      <w:pPr>
+        <w:ind w:left="2520" w:hanging="360"/>
+      </w:pPr>
+      <w:rPr>
+        <w:rFonts w:ascii="Courier New" w:hAnsi="Courier New" w:cs="Courier New" w:hint="default"/>
+      </w:rPr>
+    </w:lvl>
+    <w:lvl w:ilvl="2" w:tplc="240A0005" w:tentative="1">
+      <w:start w:val="1"/>
+      <w:numFmt w:val="bullet"/>
+      <w:lvlText w:val=""/>
+      <w:lvlJc w:val="left"/>
+      <w:pPr>
+        <w:ind w:left="3240" w:hanging="360"/>
+      </w:pPr>
+      <w:rPr>
+        <w:rFonts w:ascii="Wingdings" w:hAnsi="Wingdings" w:hint="default"/>
+      </w:rPr>
+    </w:lvl>
+    <w:lvl w:ilvl="3" w:tplc="240A0001" w:tentative="1">
+      <w:start w:val="1"/>
+      <w:numFmt w:val="bullet"/>
+      <w:lvlText w:val=""/>
+      <w:lvlJc w:val="left"/>
+      <w:pPr>
+        <w:ind w:left="3960" w:hanging="360"/>
+      </w:pPr>
+      <w:rPr>
+        <w:rFonts w:ascii="Symbol" w:hAnsi="Symbol" w:hint="default"/>
+      </w:rPr>
+    </w:lvl>
+    <w:lvl w:ilvl="4" w:tplc="240A0003" w:tentative="1">
+      <w:start w:val="1"/>
+      <w:numFmt w:val="bullet"/>
+      <w:lvlText w:val="o"/>
+      <w:lvlJc w:val="left"/>
+      <w:pPr>
+        <w:ind w:left="4680" w:hanging="360"/>
+      </w:pPr>
+      <w:rPr>
+        <w:rFonts w:ascii="Courier New" w:hAnsi="Courier New" w:cs="Courier New" w:hint="default"/>
+      </w:rPr>
+    </w:lvl>
+    <w:lvl w:ilvl="5" w:tplc="240A0005" w:tentative="1">
+      <w:start w:val="1"/>
+      <w:numFmt w:val="bullet"/>
+      <w:lvlText w:val=""/>
+      <w:lvlJc w:val="left"/>
+      <w:pPr>
+        <w:ind w:left="5400" w:hanging="360"/>
+      </w:pPr>
+      <w:rPr>
+        <w:rFonts w:ascii="Wingdings" w:hAnsi="Wingdings" w:hint="default"/>
+      </w:rPr>
+    </w:lvl>
+    <w:lvl w:ilvl="6" w:tplc="240A0001" w:tentative="1">
+      <w:start w:val="1"/>
+      <w:numFmt w:val="bullet"/>
+      <w:lvlText w:val=""/>
+      <w:lvlJc w:val="left"/>
+      <w:pPr>
+        <w:ind w:left="6120" w:hanging="360"/>
+      </w:pPr>
+      <w:rPr>
+        <w:rFonts w:ascii="Symbol" w:hAnsi="Symbol" w:hint="default"/>
+      </w:rPr>
+    </w:lvl>
+    <w:lvl w:ilvl="7" w:tplc="240A0003" w:tentative="1">
+      <w:start w:val="1"/>
+      <w:numFmt w:val="bullet"/>
+      <w:lvlText w:val="o"/>
+      <w:lvlJc w:val="left"/>
+      <w:pPr>
+        <w:ind w:left="6840" w:hanging="360"/>
+      </w:pPr>
+      <w:rPr>
+        <w:rFonts w:ascii="Courier New" w:hAnsi="Courier New" w:cs="Courier New" w:hint="default"/>
+      </w:rPr>
+    </w:lvl>
+    <w:lvl w:ilvl="8" w:tplc="240A0005" w:tentative="1">
+      <w:start w:val="1"/>
+      <w:numFmt w:val="bullet"/>
+      <w:lvlText w:val=""/>
+      <w:lvlJc w:val="left"/>
+      <w:pPr>
+        <w:ind w:left="7560" w:hanging="360"/>
+      </w:pPr>
+      <w:rPr>
+        <w:rFonts w:ascii="Wingdings" w:hAnsi="Wingdings" w:hint="default"/>
+      </w:rPr>
+    </w:lvl>
+  </w:abstractNum>
+  <w:abstractNum w:abstractNumId="12" w15:restartNumberingAfterBreak="0">
+    <w:nsid w:val="712614CA"/>
+    <w:multiLevelType w:val="multilevel"/>
+    <w:tmpl w:val="7434920C"/>
+    <w:lvl w:ilvl="0">
+      <w:start w:val="1"/>
+      <w:numFmt w:val="bullet"/>
+      <w:lvlText w:val=""/>
+      <w:lvlJc w:val="left"/>
+      <w:pPr>
+        <w:tabs>
+          <w:tab w:val="num" w:pos="720"/>
+        </w:tabs>
+        <w:ind w:left="720" w:hanging="360"/>
+      </w:pPr>
+      <w:rPr>
+        <w:rFonts w:ascii="Symbol" w:hAnsi="Symbol" w:hint="default"/>
+        <w:sz w:val="20"/>
+      </w:rPr>
+    </w:lvl>
+    <w:lvl w:ilvl="1" w:tentative="1">
+      <w:start w:val="1"/>
+      <w:numFmt w:val="bullet"/>
+      <w:lvlText w:val="o"/>
+      <w:lvlJc w:val="left"/>
+      <w:pPr>
+        <w:tabs>
+          <w:tab w:val="num" w:pos="1440"/>
+        </w:tabs>
         <w:ind w:left="1440" w:hanging="360"/>
       </w:pPr>
       <w:rPr>
+        <w:rFonts w:ascii="Courier New" w:hAnsi="Courier New" w:hint="default"/>
+        <w:sz w:val="20"/>
+      </w:rPr>
+    </w:lvl>
+    <w:lvl w:ilvl="2" w:tentative="1">
+      <w:start w:val="1"/>
+      <w:numFmt w:val="bullet"/>
+      <w:lvlText w:val=""/>
+      <w:lvlJc w:val="left"/>
+      <w:pPr>
+        <w:tabs>
+          <w:tab w:val="num" w:pos="2160"/>
+        </w:tabs>
+        <w:ind w:left="2160" w:hanging="360"/>
+      </w:pPr>
+      <w:rPr>
         <w:rFonts w:ascii="Wingdings" w:hAnsi="Wingdings" w:hint="default"/>
+        <w:sz w:val="20"/>
+      </w:rPr>
+    </w:lvl>
+    <w:lvl w:ilvl="3" w:tentative="1">
+      <w:start w:val="1"/>
+      <w:numFmt w:val="bullet"/>
+      <w:lvlText w:val=""/>
+      <w:lvlJc w:val="left"/>
+      <w:pPr>
+        <w:tabs>
+          <w:tab w:val="num" w:pos="2880"/>
+        </w:tabs>
+        <w:ind w:left="2880" w:hanging="360"/>
+      </w:pPr>
+      <w:rPr>
+        <w:rFonts w:ascii="Wingdings" w:hAnsi="Wingdings" w:hint="default"/>
+        <w:sz w:val="20"/>
+      </w:rPr>
+    </w:lvl>
+    <w:lvl w:ilvl="4" w:tentative="1">
+      <w:start w:val="1"/>
+      <w:numFmt w:val="bullet"/>
+      <w:lvlText w:val=""/>
+      <w:lvlJc w:val="left"/>
+      <w:pPr>
+        <w:tabs>
+          <w:tab w:val="num" w:pos="3600"/>
+        </w:tabs>
+        <w:ind w:left="3600" w:hanging="360"/>
+      </w:pPr>
+      <w:rPr>
+        <w:rFonts w:ascii="Wingdings" w:hAnsi="Wingdings" w:hint="default"/>
+        <w:sz w:val="20"/>
+      </w:rPr>
+    </w:lvl>
+    <w:lvl w:ilvl="5" w:tentative="1">
+      <w:start w:val="1"/>
+      <w:numFmt w:val="bullet"/>
+      <w:lvlText w:val=""/>
+      <w:lvlJc w:val="left"/>
+      <w:pPr>
+        <w:tabs>
+          <w:tab w:val="num" w:pos="4320"/>
+        </w:tabs>
+        <w:ind w:left="4320" w:hanging="360"/>
+      </w:pPr>
+      <w:rPr>
+        <w:rFonts w:ascii="Wingdings" w:hAnsi="Wingdings" w:hint="default"/>
+        <w:sz w:val="20"/>
+      </w:rPr>
+    </w:lvl>
+    <w:lvl w:ilvl="6" w:tentative="1">
+      <w:start w:val="1"/>
+      <w:numFmt w:val="bullet"/>
+      <w:lvlText w:val=""/>
+      <w:lvlJc w:val="left"/>
+      <w:pPr>
+        <w:tabs>
+          <w:tab w:val="num" w:pos="5040"/>
+        </w:tabs>
+        <w:ind w:left="5040" w:hanging="360"/>
+      </w:pPr>
+      <w:rPr>
+        <w:rFonts w:ascii="Wingdings" w:hAnsi="Wingdings" w:hint="default"/>
+        <w:sz w:val="20"/>
+      </w:rPr>
+    </w:lvl>
+    <w:lvl w:ilvl="7" w:tentative="1">
+      <w:start w:val="1"/>
+      <w:numFmt w:val="bullet"/>
+      <w:lvlText w:val=""/>
+      <w:lvlJc w:val="left"/>
+      <w:pPr>
+        <w:tabs>
+          <w:tab w:val="num" w:pos="5760"/>
+        </w:tabs>
+        <w:ind w:left="5760" w:hanging="360"/>
+      </w:pPr>
+      <w:rPr>
+        <w:rFonts w:ascii="Wingdings" w:hAnsi="Wingdings" w:hint="default"/>
+        <w:sz w:val="20"/>
+      </w:rPr>
+    </w:lvl>
+    <w:lvl w:ilvl="8" w:tentative="1">
+      <w:start w:val="1"/>
+      <w:numFmt w:val="bullet"/>
+      <w:lvlText w:val=""/>
+      <w:lvlJc w:val="left"/>
+      <w:pPr>
+        <w:tabs>
+          <w:tab w:val="num" w:pos="6480"/>
+        </w:tabs>
+        <w:ind w:left="6480" w:hanging="360"/>
+      </w:pPr>
+      <w:rPr>
+        <w:rFonts w:ascii="Wingdings" w:hAnsi="Wingdings" w:hint="default"/>
+        <w:sz w:val="20"/>
+      </w:rPr>
+    </w:lvl>
+  </w:abstractNum>
+  <w:abstractNum w:abstractNumId="13" w15:restartNumberingAfterBreak="0">
+    <w:nsid w:val="7C8E17FA"/>
+    <w:multiLevelType w:val="hybridMultilevel"/>
+    <w:tmpl w:val="24982244"/>
+    <w:lvl w:ilvl="0" w:tplc="240A0001">
+      <w:start w:val="1"/>
+      <w:numFmt w:val="bullet"/>
+      <w:lvlText w:val=""/>
+      <w:lvlJc w:val="left"/>
+      <w:pPr>
+        <w:ind w:left="1800" w:hanging="360"/>
+      </w:pPr>
+      <w:rPr>
+        <w:rFonts w:ascii="Symbol" w:hAnsi="Symbol" w:hint="default"/>
       </w:rPr>
     </w:lvl>
     <w:lvl w:ilvl="1" w:tplc="240A0003" w:tentative="1">
@@ -2219,7 +2520,7 @@
       <w:lvlText w:val="o"/>
       <w:lvlJc w:val="left"/>
       <w:pPr>
-        <w:ind w:left="2160" w:hanging="360"/>
+        <w:ind w:left="2520" w:hanging="360"/>
       </w:pPr>
       <w:rPr>
         <w:rFonts w:ascii="Courier New" w:hAnsi="Courier New" w:cs="Courier New" w:hint="default"/>
@@ -2231,7 +2532,7 @@
       <w:lvlText w:val=""/>
       <w:lvlJc w:val="left"/>
       <w:pPr>
-        <w:ind w:left="2880" w:hanging="360"/>
+        <w:ind w:left="3240" w:hanging="360"/>
       </w:pPr>
       <w:rPr>
         <w:rFonts w:ascii="Wingdings" w:hAnsi="Wingdings" w:hint="default"/>
@@ -2243,7 +2544,7 @@
       <w:lvlText w:val=""/>
       <w:lvlJc w:val="left"/>
       <w:pPr>
-        <w:ind w:left="3600" w:hanging="360"/>
+        <w:ind w:left="3960" w:hanging="360"/>
       </w:pPr>
       <w:rPr>
         <w:rFonts w:ascii="Symbol" w:hAnsi="Symbol" w:hint="default"/>
@@ -2255,7 +2556,7 @@
       <w:lvlText w:val="o"/>
       <w:lvlJc w:val="left"/>
       <w:pPr>
-        <w:ind w:left="4320" w:hanging="360"/>
+        <w:ind w:left="4680" w:hanging="360"/>
       </w:pPr>
       <w:rPr>
         <w:rFonts w:ascii="Courier New" w:hAnsi="Courier New" w:cs="Courier New" w:hint="default"/>
@@ -2267,7 +2568,7 @@
       <w:lvlText w:val=""/>
       <w:lvlJc w:val="left"/>
       <w:pPr>
-        <w:ind w:left="5040" w:hanging="360"/>
+        <w:ind w:left="5400" w:hanging="360"/>
       </w:pPr>
       <w:rPr>
         <w:rFonts w:ascii="Wingdings" w:hAnsi="Wingdings" w:hint="default"/>
@@ -2279,7 +2580,7 @@
       <w:lvlText w:val=""/>
       <w:lvlJc w:val="left"/>
       <w:pPr>
-        <w:ind w:left="5760" w:hanging="360"/>
+        <w:ind w:left="6120" w:hanging="360"/>
       </w:pPr>
       <w:rPr>
         <w:rFonts w:ascii="Symbol" w:hAnsi="Symbol" w:hint="default"/>
@@ -2291,7 +2592,7 @@
       <w:lvlText w:val="o"/>
       <w:lvlJc w:val="left"/>
       <w:pPr>
-        <w:ind w:left="6480" w:hanging="360"/>
+        <w:ind w:left="6840" w:hanging="360"/>
       </w:pPr>
       <w:rPr>
         <w:rFonts w:ascii="Courier New" w:hAnsi="Courier New" w:cs="Courier New" w:hint="default"/>
@@ -2303,14 +2604,14 @@
       <w:lvlText w:val=""/>
       <w:lvlJc w:val="left"/>
       <w:pPr>
-        <w:ind w:left="7200" w:hanging="360"/>
+        <w:ind w:left="7560" w:hanging="360"/>
       </w:pPr>
       <w:rPr>
         <w:rFonts w:ascii="Wingdings" w:hAnsi="Wingdings" w:hint="default"/>
       </w:rPr>
     </w:lvl>
   </w:abstractNum>
-  <w:abstractNum w:abstractNumId="8" w15:restartNumberingAfterBreak="0">
+  <w:abstractNum w:abstractNumId="14" w15:restartNumberingAfterBreak="0">
     <w:nsid w:val="7F232BEF"/>
     <w:multiLevelType w:val="hybridMultilevel"/>
     <w:tmpl w:val="8334D2A2"/>
@@ -2400,31 +2701,49 @@
     </w:lvl>
   </w:abstractNum>
   <w:num w:numId="1">
+    <w:abstractNumId w:val="4"/>
+  </w:num>
+  <w:num w:numId="2">
+    <w:abstractNumId w:val="14"/>
+  </w:num>
+  <w:num w:numId="3">
+    <w:abstractNumId w:val="8"/>
+  </w:num>
+  <w:num w:numId="4">
+    <w:abstractNumId w:val="2"/>
+  </w:num>
+  <w:num w:numId="5">
+    <w:abstractNumId w:val="1"/>
+  </w:num>
+  <w:num w:numId="6">
+    <w:abstractNumId w:val="6"/>
+  </w:num>
+  <w:num w:numId="7">
     <w:abstractNumId w:val="3"/>
   </w:num>
-  <w:num w:numId="2">
-    <w:abstractNumId w:val="8"/>
+  <w:num w:numId="8">
+    <w:abstractNumId w:val="10"/>
   </w:num>
-  <w:num w:numId="3">
+  <w:num w:numId="9">
+    <w:abstractNumId w:val="9"/>
+  </w:num>
+  <w:num w:numId="10">
+    <w:abstractNumId w:val="0"/>
+  </w:num>
+  <w:num w:numId="11">
+    <w:abstractNumId w:val="12"/>
+  </w:num>
+  <w:num w:numId="12">
     <w:abstractNumId w:val="5"/>
   </w:num>
-  <w:num w:numId="4">
-    <w:abstractNumId w:val="1"/>
+  <w:num w:numId="13">
+    <w:abstractNumId w:val="11"/>
   </w:num>
-  <w:num w:numId="5">
-    <w:abstractNumId w:val="0"/>
+  <w:num w:numId="14">
+    <w:abstractNumId w:val="13"/>
   </w:num>
-  <w:num w:numId="6">
-    <w:abstractNumId w:val="4"/>
-  </w:num>
-  <w:num w:numId="7">
-    <w:abstractNumId w:val="2"/>
-  </w:num>
-  <w:num w:numId="8">
+  <w:num w:numId="15">
     <w:abstractNumId w:val="7"/>
-  </w:num>
-  <w:num w:numId="9">
-    <w:abstractNumId w:val="6"/>
   </w:num>
 </w:numbering>
 </file>
@@ -2836,7 +3155,6 @@
   <w:style w:type="character" w:default="1" w:styleId="Fuentedeprrafopredeter">
     <w:name w:val="Default Paragraph Font"/>
     <w:uiPriority w:val="1"/>
-    <w:semiHidden/>
     <w:unhideWhenUsed/>
   </w:style>
   <w:style w:type="table" w:default="1" w:styleId="Tablanormal">
@@ -2888,6 +3206,21 @@
       <w:color w:val="44546A" w:themeColor="text2"/>
       <w:sz w:val="18"/>
       <w:szCs w:val="18"/>
+    </w:rPr>
+  </w:style>
+  <w:style w:type="paragraph" w:styleId="NormalWeb">
+    <w:name w:val="Normal (Web)"/>
+    <w:basedOn w:val="Normal"/>
+    <w:uiPriority w:val="99"/>
+    <w:unhideWhenUsed/>
+    <w:rsid w:val="00D3184B"/>
+    <w:pPr>
+      <w:spacing w:before="100" w:beforeAutospacing="1" w:after="100" w:afterAutospacing="1" w:line="240" w:lineRule="auto"/>
+    </w:pPr>
+    <w:rPr>
+      <w:rFonts w:ascii="Times New Roman" w:eastAsia="Times New Roman" w:hAnsi="Times New Roman" w:cs="Times New Roman"/>
+      <w:szCs w:val="24"/>
+      <w:lang w:eastAsia="es-CO"/>
     </w:rPr>
   </w:style>
 </w:styles>
